--- a/docs/CLIENT_MIGRATION_RUNBOOK.docx
+++ b/docs/CLIENT_MIGRATION_RUNBOOK.docx
@@ -40,11 +40,13 @@
         <w:rPr>
           <w:b/>
         </w:rPr>
-        <w:t>Companion document:</w:t>
-      </w:r>
-      <w:r>
-        <w:t xml:space="preserve"> </w:t>
-      </w:r>
+        <w:t>Companion documents:</w:t>
+      </w:r>
+    </w:p>
+    <w:p>
+      <w:pPr>
+        <w:pStyle w:val="ListBullet"/>
+      </w:pPr>
       <w:r>
         <w:rPr>
           <w:rFonts w:ascii="Consolas" w:hAnsi="Consolas"/>
@@ -54,7 +56,28 @@
         <w:t>CLIENT_DEPLOYMENT_PLAN.md</w:t>
       </w:r>
       <w:r>
-        <w:t xml:space="preserve"> — *what* the accounts are and what they cost. This document is *how* to move onto them.</w:t>
+        <w:t xml:space="preserve"> — *what* the accounts are and what they cost</w:t>
+      </w:r>
+    </w:p>
+    <w:p>
+      <w:pPr>
+        <w:pStyle w:val="ListBullet"/>
+      </w:pPr>
+      <w:r>
+        <w:rPr>
+          <w:rFonts w:ascii="Consolas" w:hAnsi="Consolas"/>
+          <w:color w:val="B03060"/>
+          <w:sz w:val="19"/>
+        </w:rPr>
+        <w:t>CLIENT_BILLING_SETUP.md</w:t>
+      </w:r>
+      <w:r>
+        <w:t xml:space="preserve"> — the client-facing instructions for creating the accounts and adding billing. Section 1–3 of this runbook assume the client has worked through it.</w:t>
+      </w:r>
+    </w:p>
+    <w:p>
+      <w:r>
+        <w:t>This document is *how* to move onto those accounts.</w:t>
       </w:r>
     </w:p>
     <w:p/>
@@ -330,13 +353,12 @@
     </w:p>
     <w:p>
       <w:pPr>
-        <w:spacing w:before="80" w:after="160"/>
+        <w:spacing w:after="160"/>
         <w:ind w:left="360"/>
       </w:pPr>
       <w:r>
         <w:rPr>
           <w:rFonts w:ascii="Consolas" w:hAnsi="Consolas"/>
-          <w:color w:val="1A1A1A"/>
           <w:sz w:val="17"/>
         </w:rPr>
         <w:t>1. Anthropic ──────┐</w:t>
@@ -524,19 +546,58 @@
     </w:p>
     <w:p>
       <w:pPr>
-        <w:pStyle w:val="ListNumber"/>
+        <w:ind w:left="432"/>
       </w:pPr>
       <w:r>
-        <w:t xml:space="preserve">Go to </w:t>
+        <w:rPr>
+          <w:b/>
+          <w:i/>
+        </w:rPr>
+        <w:t>The client does this part, not you.</w:t>
+      </w:r>
+      <w:r>
+        <w:rPr>
+          <w:i/>
+        </w:rPr>
+        <w:t xml:space="preserve"> </w:t>
+      </w:r>
+      <w:r>
+        <w:rPr>
+          <w:rFonts w:ascii="Consolas" w:hAnsi="Consolas"/>
+          <w:i/>
+          <w:color w:val="B03060"/>
+          <w:sz w:val="19"/>
+        </w:rPr>
+        <w:t>CLIENT_BILLING_SETUP.md</w:t>
+      </w:r>
+      <w:r>
+        <w:rPr>
+          <w:i/>
+        </w:rPr>
+        <w:t xml:space="preserve"> is the client-facing version of this section — hand them that document. What follows is the same sequence so you can check their work and know what to expect.</w:t>
+      </w:r>
+    </w:p>
+    <w:p>
+      <w:r>
+        <w:t xml:space="preserve">Anthropic bills on </w:t>
       </w:r>
       <w:r>
         <w:rPr>
           <w:b/>
         </w:rPr>
-        <w:t>console.anthropic.com</w:t>
-      </w:r>
-      <w:r>
-        <w:t>, sign up with the client's email.</w:t>
+        <w:t>prepaid credits</w:t>
+      </w:r>
+      <w:r>
+        <w:t xml:space="preserve">, not a monthly invoice, and the spend cap lives on a </w:t>
+      </w:r>
+      <w:r>
+        <w:rPr>
+          <w:b/>
+        </w:rPr>
+        <w:t>Workspace</w:t>
+      </w:r>
+      <w:r>
+        <w:t xml:space="preserve"> rather than on the organisation.</w:t>
       </w:r>
     </w:p>
     <w:p>
@@ -544,16 +605,13 @@
         <w:pStyle w:val="ListNumber"/>
       </w:pPr>
       <w:r>
-        <w:t xml:space="preserve">Create the organisation under the </w:t>
-      </w:r>
-      <w:r>
         <w:rPr>
           <w:b/>
         </w:rPr>
-        <w:t>client's legal name</w:t>
-      </w:r>
-      <w:r>
-        <w:t>, not a person's name. This is what appears on invoices.</w:t>
+        <w:t>console.anthropic.com</w:t>
+      </w:r>
+      <w:r>
+        <w:t xml:space="preserve"> → sign up with the client's shared mailbox.</w:t>
       </w:r>
     </w:p>
     <w:p>
@@ -561,13 +619,16 @@
         <w:pStyle w:val="ListNumber"/>
       </w:pPr>
       <w:r>
+        <w:t xml:space="preserve">Organisation named with the </w:t>
+      </w:r>
+      <w:r>
         <w:rPr>
           <w:b/>
         </w:rPr>
-        <w:t>Billing → add a payment method.</w:t>
-      </w:r>
-      <w:r>
-        <w:t xml:space="preserve"> The key will not work until there is one.</w:t>
+        <w:t>client's legal name</w:t>
+      </w:r>
+      <w:r>
+        <w:t xml:space="preserve"> — it appears on invoices.</w:t>
       </w:r>
     </w:p>
     <w:p>
@@ -578,19 +639,7 @@
         <w:rPr>
           <w:b/>
         </w:rPr>
-        <w:t>Set a monthly spend limit.</w:t>
-      </w:r>
-      <w:r>
-        <w:t xml:space="preserve"> Recommend </w:t>
-      </w:r>
-      <w:r>
-        <w:rPr>
-          <w:b/>
-        </w:rPr>
-        <w:t>$150/month</w:t>
-      </w:r>
-      <w:r>
-        <w:t xml:space="preserve"> to start — forecast usage is well under that (see the deployment plan), and the limit is the safety net against a runaway loop. You can raise it any time; there is no penalty for hitting it other than requests failing.</w:t>
+        <w:t>Settings → Billing → Payment methods → Add.</w:t>
       </w:r>
     </w:p>
     <w:p>
@@ -601,10 +650,123 @@
         <w:rPr>
           <w:b/>
         </w:rPr>
-        <w:t>API keys → Create key.</w:t>
-      </w:r>
-      <w:r>
-        <w:t xml:space="preserve"> Name it </w:t>
+        <w:t>Buy $40 of credit.</w:t>
+      </w:r>
+    </w:p>
+    <w:p>
+      <w:pPr>
+        <w:pStyle w:val="ListNumber"/>
+      </w:pPr>
+      <w:r>
+        <w:rPr>
+          <w:b/>
+        </w:rPr>
+        <w:t>Settings → Billing → Auto-reload → on</w:t>
+      </w:r>
+      <w:r>
+        <w:t xml:space="preserve">: below </w:t>
+      </w:r>
+      <w:r>
+        <w:rPr>
+          <w:b/>
+        </w:rPr>
+        <w:t>$10</w:t>
+      </w:r>
+      <w:r>
+        <w:t xml:space="preserve">, add </w:t>
+      </w:r>
+      <w:r>
+        <w:rPr>
+          <w:b/>
+        </w:rPr>
+        <w:t>$40</w:t>
+      </w:r>
+      <w:r>
+        <w:t>. Not $0 — credit running out mid-run surfaces as failures to the team, where a $10 floor reloads quietly.</w:t>
+      </w:r>
+    </w:p>
+    <w:p>
+      <w:pPr>
+        <w:pStyle w:val="ListNumber"/>
+      </w:pPr>
+      <w:r>
+        <w:rPr>
+          <w:b/>
+        </w:rPr>
+        <w:t>Settings → Workspaces → Create Workspace</w:t>
+      </w:r>
+      <w:r>
+        <w:t xml:space="preserve"> named </w:t>
+      </w:r>
+      <w:r>
+        <w:rPr>
+          <w:rFonts w:ascii="Consolas" w:hAnsi="Consolas"/>
+          <w:color w:val="B03060"/>
+          <w:sz w:val="19"/>
+        </w:rPr>
+        <w:t>Sourcing Agent</w:t>
+      </w:r>
+      <w:r>
+        <w:t xml:space="preserve">. Open it → </w:t>
+      </w:r>
+      <w:r>
+        <w:rPr>
+          <w:b/>
+        </w:rPr>
+        <w:t>Limits</w:t>
+      </w:r>
+      <w:r>
+        <w:t xml:space="preserve"> → </w:t>
+      </w:r>
+      <w:r>
+        <w:rPr>
+          <w:b/>
+        </w:rPr>
+        <w:t>Change Limit</w:t>
+      </w:r>
+      <w:r>
+        <w:t xml:space="preserve"> → </w:t>
+      </w:r>
+      <w:r>
+        <w:rPr>
+          <w:b/>
+        </w:rPr>
+        <w:t>$40/month</w:t>
+      </w:r>
+      <w:r>
+        <w:t xml:space="preserve">. Add email alerts at </w:t>
+      </w:r>
+      <w:r>
+        <w:rPr>
+          <w:b/>
+        </w:rPr>
+        <w:t>$20</w:t>
+      </w:r>
+      <w:r>
+        <w:t xml:space="preserve"> and </w:t>
+      </w:r>
+      <w:r>
+        <w:rPr>
+          <w:b/>
+        </w:rPr>
+        <w:t>$32</w:t>
+      </w:r>
+      <w:r>
+        <w:t>.</w:t>
+      </w:r>
+    </w:p>
+    <w:p>
+      <w:pPr>
+        <w:pStyle w:val="ListNumber"/>
+      </w:pPr>
+      <w:r>
+        <w:rPr>
+          <w:b/>
+        </w:rPr>
+        <w:t>From inside that workspace</w:t>
+      </w:r>
+      <w:r>
+        <w:t xml:space="preserve">: API Keys → Create Key, named </w:t>
       </w:r>
       <w:r>
         <w:rPr>
@@ -615,24 +777,7 @@
         <w:t>sourcing-agent-production</w:t>
       </w:r>
       <w:r>
-        <w:t>.</w:t>
-      </w:r>
-    </w:p>
-    <w:p>
-      <w:pPr>
-        <w:pStyle w:val="ListNumber"/>
-      </w:pPr>
-      <w:r>
-        <w:t xml:space="preserve">Copy it into your password manager </w:t>
-      </w:r>
-      <w:r>
-        <w:rPr>
-          <w:b/>
-        </w:rPr>
-        <w:t>now</w:t>
-      </w:r>
-      <w:r>
-        <w:t>. The console will never show it again.</w:t>
+        <w:t>. Copy it immediately; it is shown once.</w:t>
       </w:r>
     </w:p>
     <w:p>
@@ -644,13 +789,49 @@
           <w:b/>
           <w:i/>
         </w:rPr>
-        <w:t>Spend alerts.</w:t>
+        <w:t>The workspace step is the one that fails silently.</w:t>
       </w:r>
       <w:r>
         <w:rPr>
           <w:i/>
         </w:rPr>
-        <w:t xml:space="preserve"> Set an email alert at 50% and 80% of the limit. The system has three AI paths with very different costs — extraction (per tender), supplier web search (~$0.10 per use), and contact lookup (under a cent). An unexpected bill is almost always someone exploring the supplier search, and the alert tells you that before the invoice does.</w:t>
+        <w:t xml:space="preserve"> A spend limit applies only to the workspace it is set on, and a key created from the organisation-level API keys page is not covered by it — the cap simply does not apply, and nothing says so. If the client reports the key was created before the workspace, have them reissue it from inside the workspace.</w:t>
+      </w:r>
+    </w:p>
+    <w:p>
+      <w:pPr>
+        <w:ind w:left="432"/>
+      </w:pPr>
+      <w:r>
+        <w:rPr>
+          <w:b/>
+          <w:i/>
+        </w:rPr>
+        <w:t>$40 against a ~$68 forecast.</w:t>
+      </w:r>
+      <w:r>
+        <w:rPr>
+          <w:i/>
+        </w:rPr>
+        <w:t xml:space="preserve"> The deployment plan forecasts ~$68/month at full volume. $40 is deliberately below that: the schedule is paused, real volume is unknown, and a hard ceiling while it is being learned is worth more than uninterrupted throughput. Two ways out once there are real numbers — raise the cap to ~$80, or enable batch processing, which halves AI cost to ~$34 and fits inside $40. The alerts at $20 and $32 arrive well before anything stops.</w:t>
+      </w:r>
+    </w:p>
+    <w:p>
+      <w:pPr>
+        <w:ind w:left="432"/>
+      </w:pPr>
+      <w:r>
+        <w:rPr>
+          <w:b/>
+          <w:i/>
+        </w:rPr>
+        <w:t>Where the money actually goes.</w:t>
+      </w:r>
+      <w:r>
+        <w:rPr>
+          <w:i/>
+        </w:rPr>
+        <w:t xml:space="preserve"> Three AI paths with very different costs: extraction (~$0.15 per tender, the bulk of it), supplier web search (~$0.10 per use), contact lookup (under a cent). An unexpected spike is almost always someone exploring the supplier search on the Review tab.</w:t>
       </w:r>
     </w:p>
     <w:p>
@@ -810,13 +991,12 @@
     </w:p>
     <w:p>
       <w:pPr>
-        <w:spacing w:before="80" w:after="160"/>
+        <w:spacing w:after="160"/>
         <w:ind w:left="360"/>
       </w:pPr>
       <w:r>
         <w:rPr>
           <w:rFonts w:ascii="Consolas" w:hAnsi="Consolas"/>
-          <w:color w:val="1A1A1A"/>
           <w:sz w:val="17"/>
         </w:rPr>
         <w:t>cd /Users/noelkirthiraj/RADGlobal/sourcing-agent</w:t>
@@ -1418,13 +1598,12 @@
     </w:p>
     <w:p>
       <w:pPr>
-        <w:spacing w:before="80" w:after="160"/>
+        <w:spacing w:after="160"/>
         <w:ind w:left="360"/>
       </w:pPr>
       <w:r>
         <w:rPr>
           <w:rFonts w:ascii="Consolas" w:hAnsi="Consolas"/>
-          <w:color w:val="1A1A1A"/>
           <w:sz w:val="17"/>
         </w:rPr>
         <w:t>curl https://&lt;NEW_API_URL&gt;/api/health</w:t>
@@ -1561,13 +1740,12 @@
     </w:p>
     <w:p>
       <w:pPr>
-        <w:spacing w:before="80" w:after="160"/>
+        <w:spacing w:after="160"/>
         <w:ind w:left="360"/>
       </w:pPr>
       <w:r>
         <w:rPr>
           <w:rFonts w:ascii="Consolas" w:hAnsi="Consolas"/>
-          <w:color w:val="1A1A1A"/>
           <w:sz w:val="17"/>
         </w:rPr>
         <w:t>cd ~/Desktop     # somewhere you will notice it</w:t>
@@ -1603,13 +1781,12 @@
     </w:p>
     <w:p>
       <w:pPr>
-        <w:spacing w:before="80" w:after="160"/>
+        <w:spacing w:after="160"/>
         <w:ind w:left="360"/>
       </w:pPr>
       <w:r>
         <w:rPr>
           <w:rFonts w:ascii="Consolas" w:hAnsi="Consolas"/>
-          <w:color w:val="1A1A1A"/>
           <w:sz w:val="17"/>
         </w:rPr>
         <w:t>ls -lh sourcing-agent-*.dump      # should be hundreds of KB at least, not 0</w:t>
@@ -1732,13 +1909,12 @@
     </w:p>
     <w:p>
       <w:pPr>
-        <w:spacing w:before="80" w:after="160"/>
+        <w:spacing w:after="160"/>
         <w:ind w:left="360"/>
       </w:pPr>
       <w:r>
         <w:rPr>
           <w:rFonts w:ascii="Consolas" w:hAnsi="Consolas"/>
-          <w:color w:val="1A1A1A"/>
           <w:sz w:val="17"/>
         </w:rPr>
         <w:t>psql "&lt;OLD_DATABASE_URL&gt;" -c "</w:t>
@@ -1805,13 +1981,12 @@
     </w:p>
     <w:p>
       <w:pPr>
-        <w:spacing w:before="80" w:after="160"/>
+        <w:spacing w:after="160"/>
         <w:ind w:left="360"/>
       </w:pPr>
       <w:r>
         <w:rPr>
           <w:rFonts w:ascii="Consolas" w:hAnsi="Consolas"/>
-          <w:color w:val="1A1A1A"/>
           <w:sz w:val="17"/>
         </w:rPr>
         <w:t>pg_restore --no-owner --no-acl --clean --if-exists \</w:t>
@@ -1903,13 +2078,12 @@
     </w:p>
     <w:p>
       <w:pPr>
-        <w:spacing w:before="80" w:after="160"/>
+        <w:spacing w:after="160"/>
         <w:ind w:left="360"/>
       </w:pPr>
       <w:r>
         <w:rPr>
           <w:rFonts w:ascii="Consolas" w:hAnsi="Consolas"/>
-          <w:color w:val="1A1A1A"/>
           <w:sz w:val="17"/>
         </w:rPr>
         <w:t>psql "&lt;NEW_DATABASE_URL&gt;" -c "</w:t>
@@ -1952,13 +2126,12 @@
     </w:p>
     <w:p>
       <w:pPr>
-        <w:spacing w:before="80" w:after="160"/>
+        <w:spacing w:after="160"/>
         <w:ind w:left="360"/>
       </w:pPr>
       <w:r>
         <w:rPr>
           <w:rFonts w:ascii="Consolas" w:hAnsi="Consolas"/>
-          <w:color w:val="1A1A1A"/>
           <w:sz w:val="17"/>
         </w:rPr>
         <w:t>curl https://&lt;NEW_API_URL&gt;/api/tenders/count</w:t>
@@ -2262,13 +2435,12 @@
     <w:p/>
     <w:p>
       <w:pPr>
-        <w:spacing w:before="80" w:after="160"/>
+        <w:spacing w:after="160"/>
         <w:ind w:left="360"/>
       </w:pPr>
       <w:r>
         <w:rPr>
           <w:rFonts w:ascii="Consolas" w:hAnsi="Consolas"/>
-          <w:color w:val="1A1A1A"/>
           <w:sz w:val="17"/>
         </w:rPr>
         <w:t>cd /Users/noelkirthiraj/RADGlobal/sourcing-agent</w:t>
@@ -3055,13 +3227,12 @@
     </w:p>
     <w:p>
       <w:pPr>
-        <w:spacing w:before="80" w:after="160"/>
+        <w:spacing w:after="160"/>
         <w:ind w:left="360"/>
       </w:pPr>
       <w:r>
         <w:rPr>
           <w:rFonts w:ascii="Consolas" w:hAnsi="Consolas"/>
-          <w:color w:val="1A1A1A"/>
           <w:sz w:val="17"/>
         </w:rPr>
         <w:t>cd /Users/noelkirthiraj/RADGlobal/sourcing-agent</w:t>
@@ -3144,13 +3315,12 @@
     </w:p>
     <w:p>
       <w:pPr>
-        <w:spacing w:before="80" w:after="160"/>
+        <w:spacing w:after="160"/>
         <w:ind w:left="360"/>
       </w:pPr>
       <w:r>
         <w:rPr>
           <w:rFonts w:ascii="Consolas" w:hAnsi="Consolas"/>
-          <w:color w:val="1A1A1A"/>
           <w:sz w:val="17"/>
         </w:rPr>
         <w:t>DATABASE_URL=&lt;NEW_DATABASE_URL&gt;</w:t>
@@ -3173,13 +3343,12 @@
     </w:p>
     <w:p>
       <w:pPr>
-        <w:spacing w:before="80" w:after="160"/>
+        <w:spacing w:after="160"/>
         <w:ind w:left="360"/>
       </w:pPr>
       <w:r>
         <w:rPr>
           <w:rFonts w:ascii="Consolas" w:hAnsi="Consolas"/>
-          <w:color w:val="1A1A1A"/>
           <w:sz w:val="17"/>
         </w:rPr>
         <w:t>source .venv/bin/activate</w:t>
@@ -3618,7 +3787,24 @@
         <w:pStyle w:val="ListBullet"/>
       </w:pPr>
       <w:r>
-        <w:t>☐  Anthropic has a payment method and a spend limit</w:t>
+        <w:t xml:space="preserve">☐  Anthropic has a payment method, a </w:t>
+      </w:r>
+      <w:r>
+        <w:rPr>
+          <w:rFonts w:ascii="Consolas" w:hAnsi="Consolas"/>
+          <w:color w:val="B03060"/>
+          <w:sz w:val="19"/>
+        </w:rPr>
+        <w:t>Sourcing Agent</w:t>
+      </w:r>
+      <w:r>
+        <w:t xml:space="preserve"> workspace capped at $40/month, auto-reload on, and a key issued </w:t>
+      </w:r>
+      <w:r>
+        <w:rPr>
+          <w:b/>
+        </w:rPr>
+        <w:t>from inside that workspace</w:t>
       </w:r>
     </w:p>
     <w:p>
@@ -4225,7 +4411,7 @@
           </w:tcPr>
           <w:p>
             <w:r>
-              <w:t>No payment method, or the spend limit is hit</w:t>
+              <w:t>No payment method, credit exhausted, or the $40 workspace cap is hit</w:t>
             </w:r>
           </w:p>
         </w:tc>
@@ -4432,7 +4618,7 @@
           </w:tcPr>
           <w:p>
             <w:r>
-              <w:t>Anthropic spend limit</w:t>
+              <w:t>Anthropic workspace cap</w:t>
             </w:r>
           </w:p>
         </w:tc>
@@ -4442,7 +4628,18 @@
           </w:tcPr>
           <w:p>
             <w:r>
-              <w:t>$______ /month</w:t>
+              <w:t xml:space="preserve">$40 /month (workspace </w:t>
+            </w:r>
+            <w:r>
+              <w:rPr>
+                <w:rFonts w:ascii="Consolas" w:hAnsi="Consolas"/>
+                <w:color w:val="B03060"/>
+                <w:sz w:val="19"/>
+              </w:rPr>
+              <w:t>Sourcing Agent</w:t>
+            </w:r>
+            <w:r>
+              <w:t>)</w:t>
             </w:r>
           </w:p>
         </w:tc>

--- a/docs/CLIENT_MIGRATION_RUNBOOK.docx
+++ b/docs/CLIENT_MIGRATION_RUNBOOK.docx
@@ -72,7 +72,16 @@
         <w:t>CLIENT_BILLING_SETUP.md</w:t>
       </w:r>
       <w:r>
-        <w:t xml:space="preserve"> — the client-facing instructions for creating the accounts and adding billing. Section 1–3 of this runbook assume the client has worked through it.</w:t>
+        <w:t xml:space="preserve"> — the client-facing instructions for creating the accounts and adding billing. </w:t>
+      </w:r>
+      <w:r>
+        <w:rPr>
+          <w:b/>
+        </w:rPr>
+        <w:t>Send this first.</w:t>
+      </w:r>
+      <w:r>
+        <w:t xml:space="preserve"> Sections 1, 2.1, 3.1 and 5.1 of this runbook verify its results rather than repeat them.</w:t>
       </w:r>
     </w:p>
     <w:p>
@@ -404,6 +413,45 @@
         <w:rPr>
           <w:color w:val="1E3A5F"/>
         </w:rPr>
+        <w:t>Who does what</w:t>
+      </w:r>
+    </w:p>
+    <w:p>
+      <w:r>
+        <w:t>The client creates the four accounts and adds billing, working from</w:t>
+      </w:r>
+    </w:p>
+    <w:p>
+      <w:r>
+        <w:rPr>
+          <w:rFonts w:ascii="Consolas" w:hAnsi="Consolas"/>
+          <w:color w:val="B03060"/>
+          <w:sz w:val="19"/>
+        </w:rPr>
+        <w:t>CLIENT_BILLING_SETUP.md</w:t>
+      </w:r>
+      <w:r>
+        <w:t>. You do everything technical on top of them. Send</w:t>
+      </w:r>
+    </w:p>
+    <w:p>
+      <w:r>
+        <w:t>them that document first — the accounts are a precondition for Sections 1–5,</w:t>
+      </w:r>
+    </w:p>
+    <w:p>
+      <w:r>
+        <w:t>and Anthropic in particular can sit in verification for a while.</w:t>
+      </w:r>
+    </w:p>
+    <w:p>
+      <w:pPr>
+        <w:pStyle w:val="Heading2"/>
+      </w:pPr>
+      <w:r>
+        <w:rPr>
+          <w:color w:val="1E3A5F"/>
+        </w:rPr>
         <w:t>Before you start — have these ready</w:t>
       </w:r>
     </w:p>
@@ -412,7 +460,16 @@
         <w:pStyle w:val="ListBullet"/>
       </w:pPr>
       <w:r>
-        <w:t>☐  The client's billing card or invoicing details</w:t>
+        <w:t xml:space="preserve">☐  </w:t>
+      </w:r>
+      <w:r>
+        <w:rPr>
+          <w:b/>
+        </w:rPr>
+        <w:t>The client has completed `CLIENT_BILLING_SETUP.md`</w:t>
+      </w:r>
+      <w:r>
+        <w:t xml:space="preserve"> and all four accounts exist</w:t>
       </w:r>
     </w:p>
     <w:p>
@@ -420,7 +477,16 @@
         <w:pStyle w:val="ListBullet"/>
       </w:pPr>
       <w:r>
-        <w:t>☐  A client-controlled email address for each account (ideally a shared mailbox, not one person's)</w:t>
+        <w:t xml:space="preserve">☐  The Anthropic API key, </w:t>
+      </w:r>
+      <w:r>
+        <w:rPr>
+          <w:b/>
+        </w:rPr>
+        <w:t>issued from inside the `Sourcing Agent` workspace</w:t>
+      </w:r>
+      <w:r>
+        <w:t xml:space="preserve"> (see Section 1)</w:t>
       </w:r>
     </w:p>
     <w:p>
@@ -428,6 +494,31 @@
         <w:pStyle w:val="ListBullet"/>
       </w:pPr>
       <w:r>
+        <w:t>☐  Owner access for you on the client's GitHub organisation</w:t>
+      </w:r>
+    </w:p>
+    <w:p>
+      <w:pPr>
+        <w:pStyle w:val="ListBullet"/>
+      </w:pPr>
+      <w:r>
+        <w:t xml:space="preserve">☐  Confirmation that Railway is on the </w:t>
+      </w:r>
+      <w:r>
+        <w:rPr>
+          <w:b/>
+        </w:rPr>
+        <w:t>paid Hobby plan</w:t>
+      </w:r>
+      <w:r>
+        <w:t>, not an expiring trial</w:t>
+      </w:r>
+    </w:p>
+    <w:p>
+      <w:pPr>
+        <w:pStyle w:val="ListBullet"/>
+      </w:pPr>
+      <w:r>
         <w:t xml:space="preserve">☐  The current </w:t>
       </w:r>
       <w:r>
@@ -437,7 +528,7 @@
         <w:t>SAP Ariba</w:t>
       </w:r>
       <w:r>
-        <w:t xml:space="preserve"> username and password</w:t>
+        <w:t xml:space="preserve"> username and password — a dedicated account, not one a person also signs into</w:t>
       </w:r>
     </w:p>
     <w:p>
@@ -553,7 +644,7 @@
           <w:b/>
           <w:i/>
         </w:rPr>
-        <w:t>The client does this part, not you.</w:t>
+        <w:t>The client does this, not you.</w:t>
       </w:r>
       <w:r>
         <w:rPr>
@@ -574,7 +665,7 @@
         <w:rPr>
           <w:i/>
         </w:rPr>
-        <w:t xml:space="preserve"> is the client-facing version of this section — hand them that document. What follows is the same sequence so you can check their work and know what to expect.</w:t>
+        <w:t xml:space="preserve"> Section 1 is their version. What follows is the same sequence, so you can check their work before relying on it. Verify rather than assume — the last step fails silently.</w:t>
       </w:r>
     </w:p>
     <w:p>
@@ -852,6 +943,20 @@
         </w:rPr>
         <w:t>ANTHROPIC_API_KEY = sk-ant-…</w:t>
       </w:r>
+      <w:r>
+        <w:t xml:space="preserve"> — the client sends this through their password manager's secure-share, per </w:t>
+      </w:r>
+      <w:r>
+        <w:rPr>
+          <w:rFonts w:ascii="Consolas" w:hAnsi="Consolas"/>
+          <w:color w:val="B03060"/>
+          <w:sz w:val="19"/>
+        </w:rPr>
+        <w:t>CLIENT_BILLING_SETUP.md</w:t>
+      </w:r>
+      <w:r>
+        <w:t xml:space="preserve"> Section 5. If it arrived by email or chat, have it rotated: a key that has been in a mailbox is a key that stays in a mailbox.</w:t>
+      </w:r>
     </w:p>
     <w:p/>
     <w:p>
@@ -873,12 +978,23 @@
         <w:rPr>
           <w:color w:val="1E3A5F"/>
         </w:rPr>
-        <w:t>2.1 Create the organisation</w:t>
+        <w:t>2.1 Confirm the organisation</w:t>
       </w:r>
     </w:p>
     <w:p>
       <w:r>
-        <w:t xml:space="preserve">Sign up as the client, then create an </w:t>
+        <w:t>The client creates this (</w:t>
+      </w:r>
+      <w:r>
+        <w:rPr>
+          <w:rFonts w:ascii="Consolas" w:hAnsi="Consolas"/>
+          <w:color w:val="B03060"/>
+          <w:sz w:val="19"/>
+        </w:rPr>
+        <w:t>CLIENT_BILLING_SETUP.md</w:t>
+      </w:r>
+      <w:r>
+        <w:t xml:space="preserve"> Section 4) — an </w:t>
       </w:r>
       <w:r>
         <w:rPr>
@@ -887,7 +1003,12 @@
         <w:t>organisation</w:t>
       </w:r>
       <w:r>
-        <w:t xml:space="preserve"> rather than using a personal account. A personal repo belongs to one human and becomes a problem when that human leaves. Free tier is fine.</w:t>
+        <w:t>, not a personal account, because a personal repo belongs to one human and becomes a problem when that human leaves. Free tier is fine.</w:t>
+      </w:r>
+    </w:p>
+    <w:p>
+      <w:r>
+        <w:t>Before continuing, confirm:</w:t>
       </w:r>
     </w:p>
     <w:p>
@@ -895,7 +1016,32 @@
         <w:pStyle w:val="ListBullet"/>
       </w:pPr>
       <w:r>
-        <w:t xml:space="preserve">Organisation name: e.g. </w:t>
+        <w:t>☐  It is an organisation, not a personal account</w:t>
+      </w:r>
+    </w:p>
+    <w:p>
+      <w:pPr>
+        <w:pStyle w:val="ListBullet"/>
+      </w:pPr>
+      <w:r>
+        <w:t xml:space="preserve">☐  You are an </w:t>
+      </w:r>
+      <w:r>
+        <w:rPr>
+          <w:b/>
+        </w:rPr>
+        <w:t>Owner</w:t>
+      </w:r>
+      <w:r>
+        <w:t>, not a member — you need to create repos and manage secrets</w:t>
+      </w:r>
+    </w:p>
+    <w:p>
+      <w:pPr>
+        <w:pStyle w:val="ListBullet"/>
+      </w:pPr>
+      <w:r>
+        <w:t xml:space="preserve">☐  You have the organisation's exact name, which becomes </w:t>
       </w:r>
       <w:r>
         <w:rPr>
@@ -903,27 +1049,10 @@
           <w:color w:val="B03060"/>
           <w:sz w:val="19"/>
         </w:rPr>
-        <w:t>radglobal-client</w:t>
-      </w:r>
-      <w:r>
-        <w:t xml:space="preserve"> (the client decides)</w:t>
-      </w:r>
-    </w:p>
-    <w:p>
-      <w:pPr>
-        <w:pStyle w:val="ListBullet"/>
-      </w:pPr>
-      <w:r>
-        <w:t xml:space="preserve">Invite yourself as an </w:t>
-      </w:r>
-      <w:r>
-        <w:rPr>
-          <w:b/>
-        </w:rPr>
-        <w:t>Owner</w:t>
-      </w:r>
-      <w:r>
-        <w:t xml:space="preserve"> so you can keep working</w:t>
+        <w:t>GH_OWNER</w:t>
+      </w:r>
+      <w:r>
+        <w:t xml:space="preserve"> in Section 5.2</w:t>
       </w:r>
     </w:p>
     <w:p>
@@ -1182,21 +1311,61 @@
         <w:rPr>
           <w:color w:val="1E3A5F"/>
         </w:rPr>
-        <w:t>3.1 Account</w:t>
+        <w:t>3.1 Confirm the account</w:t>
+      </w:r>
+    </w:p>
+    <w:p>
+      <w:r>
+        <w:t>The client creates this (</w:t>
+      </w:r>
+      <w:r>
+        <w:rPr>
+          <w:rFonts w:ascii="Consolas" w:hAnsi="Consolas"/>
+          <w:color w:val="B03060"/>
+          <w:sz w:val="19"/>
+        </w:rPr>
+        <w:t>CLIENT_BILLING_SETUP.md</w:t>
+      </w:r>
+      <w:r>
+        <w:t xml:space="preserve"> Section 2). Confirm before building anything on it:</w:t>
       </w:r>
     </w:p>
     <w:p>
       <w:pPr>
-        <w:pStyle w:val="ListNumber"/>
+        <w:pStyle w:val="ListBullet"/>
       </w:pPr>
+      <w:r>
+        <w:t xml:space="preserve">☐  </w:t>
+      </w:r>
       <w:r>
         <w:rPr>
           <w:b/>
         </w:rPr>
-        <w:t>railway.app</w:t>
-      </w:r>
-      <w:r>
-        <w:t xml:space="preserve"> → sign up with the client's email, ideally </w:t>
+        <w:t>Hobby plan, $5/month — not the free trial.</w:t>
+      </w:r>
+      <w:r>
+        <w:t xml:space="preserve"> The trial expires and takes the database with it. Everything from Section 4 onwards would be lost. This is the single most expensive thing to get wrong in the whole migration, so check the plan page rather than taking a yes for it.</w:t>
+      </w:r>
+    </w:p>
+    <w:p>
+      <w:pPr>
+        <w:pStyle w:val="ListBullet"/>
+      </w:pPr>
+      <w:r>
+        <w:t>☐  Payment method present</w:t>
+      </w:r>
+    </w:p>
+    <w:p>
+      <w:pPr>
+        <w:pStyle w:val="ListBullet"/>
+      </w:pPr>
+      <w:r>
+        <w:t>☐  You have access to the account, or the client is on hand to click through it with you</w:t>
+      </w:r>
+    </w:p>
+    <w:p>
+      <w:r>
+        <w:t xml:space="preserve">If they signed up with </w:t>
       </w:r>
       <w:r>
         <w:rPr>
@@ -1205,29 +1374,7 @@
         <w:t>"Continue with GitHub"</w:t>
       </w:r>
       <w:r>
-        <w:t xml:space="preserve"> using the new client GitHub account, which makes repo connection one click later.</w:t>
-      </w:r>
-    </w:p>
-    <w:p>
-      <w:pPr>
-        <w:pStyle w:val="ListNumber"/>
-      </w:pPr>
-      <w:r>
-        <w:rPr>
-          <w:b/>
-        </w:rPr>
-        <w:t>Upgrade to the Hobby plan ($5/month).</w:t>
-      </w:r>
-      <w:r>
-        <w:t xml:space="preserve"> The free trial expires and takes the database with it. This is the only fixed cost in the entire system.</w:t>
-      </w:r>
-    </w:p>
-    <w:p>
-      <w:pPr>
-        <w:pStyle w:val="ListNumber"/>
-      </w:pPr>
-      <w:r>
-        <w:t>Add the client's payment method.</w:t>
+        <w:t xml:space="preserve"> on the new client org, connecting the repo in 3.3 is one click. If not, Railway will ask for GitHub authorisation at that point instead — no harm, just a longer step.</w:t>
       </w:r>
     </w:p>
     <w:p>
@@ -2173,18 +2320,39 @@
         <w:rPr>
           <w:color w:val="1E3A5F"/>
         </w:rPr>
-        <w:t>5.1 Account</w:t>
+        <w:t>5.1 Confirm the account</w:t>
       </w:r>
     </w:p>
     <w:p>
       <w:r>
+        <w:t>The client creates this (</w:t>
+      </w:r>
+      <w:r>
         <w:rPr>
-          <w:b/>
+          <w:rFonts w:ascii="Consolas" w:hAnsi="Consolas"/>
+          <w:color w:val="B03060"/>
+          <w:sz w:val="19"/>
         </w:rPr>
-        <w:t>vercel.com</w:t>
-      </w:r>
-      <w:r>
-        <w:t xml:space="preserve"> → sign up, again preferring </w:t>
+        <w:t>CLIENT_BILLING_SETUP.md</w:t>
+      </w:r>
+      <w:r>
+        <w:t xml:space="preserve"> Section 3). Hobby tier is free and permanent here — the dashboard is static HTML and JSON, with no server and no build step.</w:t>
+      </w:r>
+    </w:p>
+    <w:p>
+      <w:pPr>
+        <w:pStyle w:val="ListBullet"/>
+      </w:pPr>
+      <w:r>
+        <w:t>☐  Account exists and you can reach it</w:t>
+      </w:r>
+    </w:p>
+    <w:p>
+      <w:pPr>
+        <w:pStyle w:val="ListBullet"/>
+      </w:pPr>
+      <w:r>
+        <w:t xml:space="preserve">☐  If they signed up with </w:t>
       </w:r>
       <w:r>
         <w:rPr>
@@ -2193,7 +2361,7 @@
         <w:t>"Continue with GitHub"</w:t>
       </w:r>
       <w:r>
-        <w:t xml:space="preserve"> on the client account. Hobby tier is free and sufficient; the dashboard is static HTML and JSON.</w:t>
+        <w:t xml:space="preserve"> on the client org, importing the repo in 5.3 is one click</w:t>
       </w:r>
     </w:p>
     <w:p>

--- a/docs/CLIENT_MIGRATION_RUNBOOK.docx
+++ b/docs/CLIENT_MIGRATION_RUNBOOK.docx
@@ -72,7 +72,16 @@
         <w:t>CLIENT_BILLING_SETUP.md</w:t>
       </w:r>
       <w:r>
-        <w:t xml:space="preserve"> — the client-facing instructions for creating the accounts and adding billing. Section 1–3 of this runbook assume the client has worked through it.</w:t>
+        <w:t xml:space="preserve"> — what the client does. </w:t>
+      </w:r>
+      <w:r>
+        <w:rPr>
+          <w:b/>
+        </w:rPr>
+        <w:t>You create all four accounts; they attach payment.</w:t>
+      </w:r>
+      <w:r>
+        <w:t xml:space="preserve"> Send it with the credentials once Section 3.1 is done, not before — it refers to logins they will not have yet, and Railway is the one they need to act on urgently.</w:t>
       </w:r>
     </w:p>
     <w:p>
@@ -354,12 +363,12 @@
     <w:p>
       <w:pPr>
         <w:spacing w:after="160"/>
-        <w:ind w:left="360"/>
+        <w:ind w:left="288"/>
       </w:pPr>
       <w:r>
         <w:rPr>
           <w:rFonts w:ascii="Consolas" w:hAnsi="Consolas"/>
-          <w:sz w:val="17"/>
+          <w:sz w:val="16"/>
         </w:rPr>
         <w:t>1. Anthropic ──────┐</w:t>
         <w:br/>
@@ -367,27 +376,35 @@
         <w:br/>
         <w:t>2. GitHub ─────────┘            │</w:t>
         <w:br/>
-        <w:t xml:space="preserve">                                ▼</w:t>
+        <w:t xml:space="preserve">                                ├──► send the client CLIENT_BILLING_SETUP.md</w:t>
         <w:br/>
-        <w:t xml:space="preserve">                        4. Database migration</w:t>
+        <w:t xml:space="preserve">                                │         │</w:t>
         <w:br/>
-        <w:t xml:space="preserve">                                │</w:t>
+        <w:t xml:space="preserve">                                │         ├─ Railway card ───┐  needed before 4</w:t>
         <w:br/>
-        <w:t xml:space="preserve">                                ▼</w:t>
+        <w:t xml:space="preserve">                                │         └─ Anthropic card ─┼─┐ needed before 7.3</w:t>
         <w:br/>
-        <w:t xml:space="preserve">                        5. Vercel (needs the new API URL)</w:t>
+        <w:t xml:space="preserve">                                ▼                            │ │</w:t>
         <w:br/>
-        <w:t xml:space="preserve">                                │</w:t>
+        <w:t xml:space="preserve">                        4. Database migration  ◄──────────────┘ │</w:t>
         <w:br/>
-        <w:t xml:space="preserve">                                ▼</w:t>
+        <w:t xml:space="preserve">                                │                               │</w:t>
         <w:br/>
-        <w:t xml:space="preserve">                        6. Rewire GitHub secrets + code constants</w:t>
+        <w:t xml:space="preserve">                                ▼                               │</w:t>
         <w:br/>
-        <w:t xml:space="preserve">                                │</w:t>
+        <w:t xml:space="preserve">                        5. Vercel (needs the new API URL)       │</w:t>
         <w:br/>
-        <w:t xml:space="preserve">                                ▼</w:t>
+        <w:t xml:space="preserve">                                │                               │</w:t>
         <w:br/>
-        <w:t xml:space="preserve">                        7. Your local machine</w:t>
+        <w:t xml:space="preserve">                                ▼                               │</w:t>
+        <w:br/>
+        <w:t xml:space="preserve">                        6. Rewire GitHub secrets + constants    │</w:t>
+        <w:br/>
+        <w:t xml:space="preserve">                                │                               │</w:t>
+        <w:br/>
+        <w:t xml:space="preserve">                                ▼                               │</w:t>
+        <w:br/>
+        <w:t xml:space="preserve">                        7. Your local machine ──► 7.3 first run ◄┘</w:t>
         <w:br/>
         <w:t xml:space="preserve">                                │</w:t>
         <w:br/>
@@ -404,6 +421,261 @@
         <w:rPr>
           <w:color w:val="1E3A5F"/>
         </w:rPr>
+        <w:t>Who does what</w:t>
+      </w:r>
+    </w:p>
+    <w:p>
+      <w:r>
+        <w:rPr>
+          <w:b/>
+        </w:rPr>
+        <w:t>You create all four accounts and configure them. The client attaches a payment card to two of them.</w:t>
+      </w:r>
+      <w:r>
+        <w:t xml:space="preserve"> They never touch the technical setup, and you never hold their card details.</w:t>
+      </w:r>
+    </w:p>
+    <w:p>
+      <w:r>
+        <w:t>That split has two consequences on your timeline, and both bite late if you miss them now:</w:t>
+      </w:r>
+    </w:p>
+    <w:tbl>
+      <w:tblPr>
+        <w:tblStyle w:val="LightGrid-Accent1"/>
+        <w:tblW w:type="auto" w:w="0"/>
+        <w:tblLook w:firstColumn="1" w:firstRow="1" w:lastColumn="0" w:lastRow="0" w:noHBand="0" w:noVBand="1" w:val="04A0"/>
+      </w:tblPr>
+      <w:tblGrid>
+        <w:gridCol w:w="3216"/>
+        <w:gridCol w:w="3216"/>
+        <w:gridCol w:w="3216"/>
+      </w:tblGrid>
+      <w:tr>
+        <w:tc>
+          <w:tcPr>
+            <w:tcW w:type="dxa" w:w="3216"/>
+          </w:tcPr>
+          <w:p>
+            <w:r>
+              <w:rPr>
+                <w:b/>
+              </w:rPr>
+              <w:t>The client's step</w:t>
+            </w:r>
+          </w:p>
+        </w:tc>
+        <w:tc>
+          <w:tcPr>
+            <w:tcW w:type="dxa" w:w="3216"/>
+          </w:tcPr>
+          <w:p>
+            <w:r>
+              <w:rPr>
+                <w:b/>
+              </w:rPr>
+              <w:t>Must land before</w:t>
+            </w:r>
+          </w:p>
+        </w:tc>
+        <w:tc>
+          <w:tcPr>
+            <w:tcW w:type="dxa" w:w="3216"/>
+          </w:tcPr>
+          <w:p>
+            <w:r>
+              <w:rPr>
+                <w:b/>
+              </w:rPr>
+              <w:t>If it hasn't</w:t>
+            </w:r>
+          </w:p>
+        </w:tc>
+      </w:tr>
+      <w:tr>
+        <w:tc>
+          <w:tcPr>
+            <w:tcW w:type="dxa" w:w="3216"/>
+          </w:tcPr>
+          <w:p>
+            <w:r>
+              <w:rPr>
+                <w:b/>
+              </w:rPr>
+              <w:t>Railway card + Hobby upgrade</w:t>
+            </w:r>
+          </w:p>
+        </w:tc>
+        <w:tc>
+          <w:tcPr>
+            <w:tcW w:type="dxa" w:w="3216"/>
+          </w:tcPr>
+          <w:p>
+            <w:r>
+              <w:rPr>
+                <w:b/>
+              </w:rPr>
+              <w:t>Section 4 — data migration</w:t>
+            </w:r>
+          </w:p>
+        </w:tc>
+        <w:tc>
+          <w:tcPr>
+            <w:tcW w:type="dxa" w:w="3216"/>
+          </w:tcPr>
+          <w:p>
+            <w:r>
+              <w:t>The trial expires and deletes the database, taking the migrated data with it</w:t>
+            </w:r>
+          </w:p>
+        </w:tc>
+      </w:tr>
+      <w:tr>
+        <w:tc>
+          <w:tcPr>
+            <w:tcW w:type="dxa" w:w="3216"/>
+          </w:tcPr>
+          <w:p>
+            <w:r>
+              <w:rPr>
+                <w:b/>
+              </w:rPr>
+              <w:t>Anthropic card + $40 credit</w:t>
+            </w:r>
+          </w:p>
+        </w:tc>
+        <w:tc>
+          <w:tcPr>
+            <w:tcW w:type="dxa" w:w="3216"/>
+          </w:tcPr>
+          <w:p>
+            <w:r>
+              <w:rPr>
+                <w:b/>
+              </w:rPr>
+              <w:t>Section 7.3 — first live run</w:t>
+            </w:r>
+          </w:p>
+        </w:tc>
+        <w:tc>
+          <w:tcPr>
+            <w:tcW w:type="dxa" w:w="3216"/>
+          </w:tcPr>
+          <w:p>
+            <w:r>
+              <w:t>The API key is valid but has no credit; every extraction fails</w:t>
+            </w:r>
+          </w:p>
+        </w:tc>
+      </w:tr>
+    </w:tbl>
+    <w:p/>
+    <w:p>
+      <w:r>
+        <w:t>Everything else you can build while waiting. Tell the client about the Railway one specifically — it is the one that destroys data rather than merely blocking progress.</w:t>
+      </w:r>
+    </w:p>
+    <w:p>
+      <w:pPr>
+        <w:pStyle w:val="Heading2"/>
+      </w:pPr>
+      <w:r>
+        <w:rPr>
+          <w:color w:val="1E3A5F"/>
+        </w:rPr>
+        <w:t>The email address — decide this before you create anything</w:t>
+      </w:r>
+    </w:p>
+    <w:p>
+      <w:r>
+        <w:t>The accounts must be reachable by the client after handover: password resets, billing receipts and security notices all route to whatever address they are registered under. Register them to your own and you have not handed anything over, you have borrowed it.</w:t>
+      </w:r>
+    </w:p>
+    <w:p>
+      <w:r>
+        <w:rPr>
+          <w:b/>
+        </w:rPr>
+        <w:t>Preferred.</w:t>
+      </w:r>
+      <w:r>
+        <w:t xml:space="preserve"> Ask the client to create one shared mailbox — </w:t>
+      </w:r>
+      <w:r>
+        <w:rPr>
+          <w:rFonts w:ascii="Consolas" w:hAnsi="Consolas"/>
+          <w:color w:val="B03060"/>
+          <w:sz w:val="19"/>
+        </w:rPr>
+        <w:t>procurement-tech@theircompany.com</w:t>
+      </w:r>
+      <w:r>
+        <w:t xml:space="preserve"> or similar — and give you access for the duration of the migration. Register all four accounts there. At handover they change the passwords and you lose access cleanly, with nothing to transfer.</w:t>
+      </w:r>
+    </w:p>
+    <w:p>
+      <w:r>
+        <w:rPr>
+          <w:b/>
+        </w:rPr>
+        <w:t>If they cannot provide one quickly.</w:t>
+      </w:r>
+      <w:r>
+        <w:t xml:space="preserve"> Have them create the mailbox anyway but keep it; stay on a call while you create the accounts, and they read you each verification code as it arrives. Forty minutes once, and the accounts are correctly owned from the start.</w:t>
+      </w:r>
+    </w:p>
+    <w:p>
+      <w:r>
+        <w:rPr>
+          <w:b/>
+        </w:rPr>
+        <w:t>Last resort — know what it costs.</w:t>
+      </w:r>
+      <w:r>
+        <w:t xml:space="preserve"> Registering to a RAD Global address works today and leaves you owning the client's production accounts. Every one then needs an email change plus re-verification later, Anthropic's organisation ownership is the awkward one, and until that is done the client's recovery route runs through you. Avoid unless there is a deadline that justifies it, and write down that it is outstanding.</w:t>
+      </w:r>
+    </w:p>
+    <w:p>
+      <w:pPr>
+        <w:ind w:left="432"/>
+      </w:pPr>
+      <w:r>
+        <w:rPr>
+          <w:b/>
+          <w:i/>
+        </w:rPr>
+        <w:t>Leave two-factor authentication off while you work.</w:t>
+      </w:r>
+      <w:r>
+        <w:rPr>
+          <w:i/>
+        </w:rPr>
+        <w:t xml:space="preserve"> If you enable it on your own device, the client cannot get in, and you will be reading codes to them for months. They turn it on at handover, on a device they control (</w:t>
+      </w:r>
+      <w:r>
+        <w:rPr>
+          <w:rFonts w:ascii="Consolas" w:hAnsi="Consolas"/>
+          <w:i/>
+          <w:color w:val="B03060"/>
+          <w:sz w:val="19"/>
+        </w:rPr>
+        <w:t>CLIENT_BILLING_SETUP.md</w:t>
+      </w:r>
+      <w:r>
+        <w:rPr>
+          <w:i/>
+        </w:rPr>
+        <w:t xml:space="preserve"> Section 4). GitHub organisations may require 2FA for members — if so, use a TOTP secret stored in the shared password manager rather than one person's phone.</w:t>
+      </w:r>
+    </w:p>
+    <w:p>
+      <w:pPr>
+        <w:pStyle w:val="Heading2"/>
+      </w:pPr>
+      <w:r>
+        <w:rPr>
+          <w:color w:val="1E3A5F"/>
+        </w:rPr>
         <w:t>Before you start — have these ready</w:t>
       </w:r>
     </w:p>
@@ -412,7 +684,7 @@
         <w:pStyle w:val="ListBullet"/>
       </w:pPr>
       <w:r>
-        <w:t>☐  The client's billing card or invoicing details</w:t>
+        <w:t>☐  Access to the client's shared mailbox, or a call booked with someone who has it</w:t>
       </w:r>
     </w:p>
     <w:p>
@@ -420,7 +692,16 @@
         <w:pStyle w:val="ListBullet"/>
       </w:pPr>
       <w:r>
-        <w:t>☐  A client-controlled email address for each account (ideally a shared mailbox, not one person's)</w:t>
+        <w:t xml:space="preserve">☐  The client's </w:t>
+      </w:r>
+      <w:r>
+        <w:rPr>
+          <w:b/>
+        </w:rPr>
+        <w:t>legal company name</w:t>
+      </w:r>
+      <w:r>
+        <w:t xml:space="preserve"> — it goes on the Anthropic organisation and appears on invoices</w:t>
       </w:r>
     </w:p>
     <w:p>
@@ -428,6 +709,22 @@
         <w:pStyle w:val="ListBullet"/>
       </w:pPr>
       <w:r>
+        <w:t>☐  A name for the GitHub organisation, agreed with the client</w:t>
+      </w:r>
+    </w:p>
+    <w:p>
+      <w:pPr>
+        <w:pStyle w:val="ListBullet"/>
+      </w:pPr>
+      <w:r>
+        <w:t>☐  A password manager vault to put every credential in as you create it</w:t>
+      </w:r>
+    </w:p>
+    <w:p>
+      <w:pPr>
+        <w:pStyle w:val="ListBullet"/>
+      </w:pPr>
+      <w:r>
         <w:t xml:space="preserve">☐  The current </w:t>
       </w:r>
       <w:r>
@@ -437,7 +734,7 @@
         <w:t>SAP Ariba</w:t>
       </w:r>
       <w:r>
-        <w:t xml:space="preserve"> username and password</w:t>
+        <w:t xml:space="preserve"> username and password — a dedicated account, not one a person also signs into</w:t>
       </w:r>
     </w:p>
     <w:p>
@@ -545,59 +842,48 @@
       </w:r>
     </w:p>
     <w:p>
-      <w:pPr>
-        <w:ind w:left="432"/>
-      </w:pPr>
+      <w:r>
+        <w:t xml:space="preserve">Anthropic bills on </w:t>
+      </w:r>
       <w:r>
         <w:rPr>
           <w:b/>
-          <w:i/>
         </w:rPr>
-        <w:t>The client does this part, not you.</w:t>
+        <w:t>prepaid credits</w:t>
+      </w:r>
+      <w:r>
+        <w:t xml:space="preserve">, not a monthly invoice, and the spend cap lives on a </w:t>
       </w:r>
       <w:r>
         <w:rPr>
-          <w:i/>
+          <w:b/>
         </w:rPr>
-        <w:t xml:space="preserve"> </w:t>
+        <w:t>Workspace</w:t>
+      </w:r>
+      <w:r>
+        <w:t xml:space="preserve"> rather than on the organisation.</w:t>
+      </w:r>
+    </w:p>
+    <w:p>
+      <w:r>
+        <w:rPr>
+          <w:b/>
+        </w:rPr>
+        <w:t>You do steps 1, 2, 5 and 6. The client does 3 and 4 later</w:t>
+      </w:r>
+      <w:r>
+        <w:t xml:space="preserve">, from </w:t>
       </w:r>
       <w:r>
         <w:rPr>
           <w:rFonts w:ascii="Consolas" w:hAnsi="Consolas"/>
-          <w:i/>
           <w:color w:val="B03060"/>
           <w:sz w:val="19"/>
         </w:rPr>
         <w:t>CLIENT_BILLING_SETUP.md</w:t>
       </w:r>
       <w:r>
-        <w:rPr>
-          <w:i/>
-        </w:rPr>
-        <w:t xml:space="preserve"> is the client-facing version of this section — hand them that document. What follows is the same sequence so you can check their work and know what to expect.</w:t>
-      </w:r>
-    </w:p>
-    <w:p>
-      <w:r>
-        <w:t xml:space="preserve">Anthropic bills on </w:t>
-      </w:r>
-      <w:r>
-        <w:rPr>
-          <w:b/>
-        </w:rPr>
-        <w:t>prepaid credits</w:t>
-      </w:r>
-      <w:r>
-        <w:t xml:space="preserve">, not a monthly invoice, and the spend cap lives on a </w:t>
-      </w:r>
-      <w:r>
-        <w:rPr>
-          <w:b/>
-        </w:rPr>
-        <w:t>Workspace</w:t>
-      </w:r>
-      <w:r>
-        <w:t xml:space="preserve"> rather than on the organisation.</w:t>
+        <w:t xml:space="preserve"> Section 1 — they are the only steps that need a card.</w:t>
       </w:r>
     </w:p>
     <w:p>
@@ -636,10 +922,7 @@
         <w:pStyle w:val="ListNumber"/>
       </w:pPr>
       <w:r>
-        <w:rPr>
-          <w:b/>
-        </w:rPr>
-        <w:t>Settings → Billing → Payment methods → Add.</w:t>
+        <w:t>*(client)* Payment method added.</w:t>
       </w:r>
     </w:p>
     <w:p>
@@ -647,42 +930,7 @@
         <w:pStyle w:val="ListNumber"/>
       </w:pPr>
       <w:r>
-        <w:rPr>
-          <w:b/>
-        </w:rPr>
-        <w:t>Buy $40 of credit.</w:t>
-      </w:r>
-    </w:p>
-    <w:p>
-      <w:pPr>
-        <w:pStyle w:val="ListNumber"/>
-      </w:pPr>
-      <w:r>
-        <w:rPr>
-          <w:b/>
-        </w:rPr>
-        <w:t>Settings → Billing → Auto-reload → on</w:t>
-      </w:r>
-      <w:r>
-        <w:t xml:space="preserve">: below </w:t>
-      </w:r>
-      <w:r>
-        <w:rPr>
-          <w:b/>
-        </w:rPr>
-        <w:t>$10</w:t>
-      </w:r>
-      <w:r>
-        <w:t xml:space="preserve">, add </w:t>
-      </w:r>
-      <w:r>
-        <w:rPr>
-          <w:b/>
-        </w:rPr>
-        <w:t>$40</w:t>
-      </w:r>
-      <w:r>
-        <w:t>. Not $0 — credit running out mid-run surfaces as failures to the team, where a $10 floor reloads quietly.</w:t>
+        <w:t>*(client)* $40 of credit bought, auto-reload on: below $10, add $40.</w:t>
       </w:r>
     </w:p>
     <w:p>
@@ -752,7 +1000,7 @@
         <w:t>$32</w:t>
       </w:r>
       <w:r>
-        <w:t>.</w:t>
+        <w:t>, going to the shared mailbox.</w:t>
       </w:r>
     </w:p>
     <w:p>
@@ -789,13 +1037,31 @@
           <w:b/>
           <w:i/>
         </w:rPr>
-        <w:t>The workspace step is the one that fails silently.</w:t>
+        <w:t>Step 5 before step 6, always.</w:t>
       </w:r>
       <w:r>
         <w:rPr>
           <w:i/>
         </w:rPr>
-        <w:t xml:space="preserve"> A spend limit applies only to the workspace it is set on, and a key created from the organisation-level API keys page is not covered by it — the cap simply does not apply, and nothing says so. If the client reports the key was created before the workspace, have them reissue it from inside the workspace.</w:t>
+        <w:t xml:space="preserve"> A spend limit applies only to the workspace it is set on. A key created from the organisation-level API keys page is not covered by it — the cap simply does not apply, and nothing tells you. If you create the key first and the workspace after, reissue the key from inside the workspace.</w:t>
+      </w:r>
+    </w:p>
+    <w:p>
+      <w:pPr>
+        <w:ind w:left="432"/>
+      </w:pPr>
+      <w:r>
+        <w:rPr>
+          <w:b/>
+          <w:i/>
+        </w:rPr>
+        <w:t>The key works before the client pays, but does nothing.</w:t>
+      </w:r>
+      <w:r>
+        <w:rPr>
+          <w:i/>
+        </w:rPr>
+        <w:t xml:space="preserve"> You can set the workspace limit and issue the key with no payment method on the account. Every call then fails for want of credit. So the key being present in Section 6.1 is not evidence the AI path works — Section 7.3 is the first point where that is actually proven, and it needs the client's step 4 done.</w:t>
       </w:r>
     </w:p>
     <w:p>
@@ -852,6 +1118,20 @@
         </w:rPr>
         <w:t>ANTHROPIC_API_KEY = sk-ant-…</w:t>
       </w:r>
+      <w:r>
+        <w:t xml:space="preserve"> — straight into the password manager. It is shown once, and reissuing it means updating it in three places (GitHub secret, Railway variable, your </w:t>
+      </w:r>
+      <w:r>
+        <w:rPr>
+          <w:rFonts w:ascii="Consolas" w:hAnsi="Consolas"/>
+          <w:color w:val="B03060"/>
+          <w:sz w:val="19"/>
+        </w:rPr>
+        <w:t>.env</w:t>
+      </w:r>
+      <w:r>
+        <w:t>).</w:t>
+      </w:r>
     </w:p>
     <w:p/>
     <w:p>
@@ -878,7 +1158,7 @@
     </w:p>
     <w:p>
       <w:r>
-        <w:t xml:space="preserve">Sign up as the client, then create an </w:t>
+        <w:t xml:space="preserve">Sign up on the shared mailbox, then create an </w:t>
       </w:r>
       <w:r>
         <w:rPr>
@@ -887,7 +1167,7 @@
         <w:t>organisation</w:t>
       </w:r>
       <w:r>
-        <w:t xml:space="preserve"> rather than using a personal account. A personal repo belongs to one human and becomes a problem when that human leaves. Free tier is fine.</w:t>
+        <w:t xml:space="preserve"> rather than leaving the code in a personal account. A personal account belongs to one human; an organisation belongs to the company, and people are added and removed from it as roles change. Free tier is fine, and the client does not need to do anything here.</w:t>
       </w:r>
     </w:p>
     <w:p>
@@ -895,18 +1175,7 @@
         <w:pStyle w:val="ListBullet"/>
       </w:pPr>
       <w:r>
-        <w:t xml:space="preserve">Organisation name: e.g. </w:t>
-      </w:r>
-      <w:r>
-        <w:rPr>
-          <w:rFonts w:ascii="Consolas" w:hAnsi="Consolas"/>
-          <w:color w:val="B03060"/>
-          <w:sz w:val="19"/>
-        </w:rPr>
-        <w:t>radglobal-client</w:t>
-      </w:r>
-      <w:r>
-        <w:t xml:space="preserve"> (the client decides)</w:t>
+        <w:t>Organisation name: agreed with the client beforehand</w:t>
       </w:r>
     </w:p>
     <w:p>
@@ -914,7 +1183,7 @@
         <w:pStyle w:val="ListBullet"/>
       </w:pPr>
       <w:r>
-        <w:t xml:space="preserve">Invite yourself as an </w:t>
+        <w:t xml:space="preserve">Add yourself as an </w:t>
       </w:r>
       <w:r>
         <w:rPr>
@@ -923,7 +1192,25 @@
         <w:t>Owner</w:t>
       </w:r>
       <w:r>
-        <w:t xml:space="preserve"> so you can keep working</w:t>
+        <w:t xml:space="preserve"> under your own GitHub login, so you keep working after the client changes the shared-mailbox password at handover</w:t>
+      </w:r>
+    </w:p>
+    <w:p>
+      <w:pPr>
+        <w:ind w:left="432"/>
+      </w:pPr>
+      <w:r>
+        <w:rPr>
+          <w:b/>
+          <w:i/>
+        </w:rPr>
+        <w:t>That second point matters more than it looks.</w:t>
+      </w:r>
+      <w:r>
+        <w:rPr>
+          <w:i/>
+        </w:rPr>
+        <w:t xml:space="preserve"> Everything else you build is reachable through the shared mailbox, which stops being yours at handover. Your personal Owner seat on the org is what lets you keep supporting the repo afterwards without holding the client's credentials. Agree with the client whether you keep it.</w:t>
       </w:r>
     </w:p>
     <w:p>
@@ -992,12 +1279,12 @@
     <w:p>
       <w:pPr>
         <w:spacing w:after="160"/>
-        <w:ind w:left="360"/>
+        <w:ind w:left="288"/>
       </w:pPr>
       <w:r>
         <w:rPr>
           <w:rFonts w:ascii="Consolas" w:hAnsi="Consolas"/>
-          <w:sz w:val="17"/>
+          <w:sz w:val="16"/>
         </w:rPr>
         <w:t>cd /Users/noelkirthiraj/RADGlobal/sourcing-agent</w:t>
         <w:br/>
@@ -1196,7 +1483,7 @@
         <w:t>railway.app</w:t>
       </w:r>
       <w:r>
-        <w:t xml:space="preserve"> → sign up with the client's email, ideally </w:t>
+        <w:t xml:space="preserve"> → sign up, choosing </w:t>
       </w:r>
       <w:r>
         <w:rPr>
@@ -1205,7 +1492,7 @@
         <w:t>"Continue with GitHub"</w:t>
       </w:r>
       <w:r>
-        <w:t xml:space="preserve"> using the new client GitHub account, which makes repo connection one click later.</w:t>
+        <w:t xml:space="preserve"> on the client organisation account from Section 2. That makes connecting the repo in 3.3 one click.</w:t>
       </w:r>
     </w:p>
     <w:p>
@@ -1213,13 +1500,16 @@
         <w:pStyle w:val="ListNumber"/>
       </w:pPr>
       <w:r>
+        <w:t xml:space="preserve">The account starts on the </w:t>
+      </w:r>
+      <w:r>
         <w:rPr>
           <w:b/>
         </w:rPr>
-        <w:t>Upgrade to the Hobby plan ($5/month).</w:t>
-      </w:r>
-      <w:r>
-        <w:t xml:space="preserve"> The free trial expires and takes the database with it. This is the only fixed cost in the entire system.</w:t>
+        <w:t>free trial</w:t>
+      </w:r>
+      <w:r>
+        <w:t>, which is fine for now — you can provision the database and deploy the API on it.</w:t>
       </w:r>
     </w:p>
     <w:p>
@@ -1227,7 +1517,46 @@
         <w:pStyle w:val="ListNumber"/>
       </w:pPr>
       <w:r>
-        <w:t>Add the client's payment method.</w:t>
+        <w:rPr>
+          <w:b/>
+        </w:rPr>
+        <w:t>Send the client `CLIENT_BILLING_SETUP.md` now</w:t>
+      </w:r>
+      <w:r>
+        <w:t>, with the logins for all four accounts through your password manager's secure-share. This is the right moment: every account exists, and Railway — the urgent one — is sitting on a trial clock.</w:t>
+      </w:r>
+    </w:p>
+    <w:p>
+      <w:pPr>
+        <w:ind w:left="432"/>
+      </w:pPr>
+      <w:r>
+        <w:rPr>
+          <w:b/>
+          <w:i/>
+        </w:rPr>
+        <w:t>Do not reach Section 4 on a trial account.</w:t>
+      </w:r>
+      <w:r>
+        <w:rPr>
+          <w:i/>
+        </w:rPr>
+        <w:t xml:space="preserve"> The trial expires and takes the database with it. Provisioning an empty database on a trial costs nothing if it lapses; migrating the client's entire tender and vendor history onto one and then having it expire is unrecoverable. Confirm the upgrade on the plan page — not from a verbal yes — before you run </w:t>
+      </w:r>
+      <w:r>
+        <w:rPr>
+          <w:rFonts w:ascii="Consolas" w:hAnsi="Consolas"/>
+          <w:i/>
+          <w:color w:val="B03060"/>
+          <w:sz w:val="19"/>
+        </w:rPr>
+        <w:t>pg_restore</w:t>
+      </w:r>
+      <w:r>
+        <w:rPr>
+          <w:i/>
+        </w:rPr>
+        <w:t>.</w:t>
       </w:r>
     </w:p>
     <w:p>
@@ -1599,12 +1928,12 @@
     <w:p>
       <w:pPr>
         <w:spacing w:after="160"/>
-        <w:ind w:left="360"/>
+        <w:ind w:left="288"/>
       </w:pPr>
       <w:r>
         <w:rPr>
           <w:rFonts w:ascii="Consolas" w:hAnsi="Consolas"/>
-          <w:sz w:val="17"/>
+          <w:sz w:val="16"/>
         </w:rPr>
         <w:t>curl https://&lt;NEW_API_URL&gt;/api/health</w:t>
         <w:br/>
@@ -1741,12 +2070,12 @@
     <w:p>
       <w:pPr>
         <w:spacing w:after="160"/>
-        <w:ind w:left="360"/>
+        <w:ind w:left="288"/>
       </w:pPr>
       <w:r>
         <w:rPr>
           <w:rFonts w:ascii="Consolas" w:hAnsi="Consolas"/>
-          <w:sz w:val="17"/>
+          <w:sz w:val="16"/>
         </w:rPr>
         <w:t>cd ~/Desktop     # somewhere you will notice it</w:t>
         <w:br/>
@@ -1782,12 +2111,12 @@
     <w:p>
       <w:pPr>
         <w:spacing w:after="160"/>
-        <w:ind w:left="360"/>
+        <w:ind w:left="288"/>
       </w:pPr>
       <w:r>
         <w:rPr>
           <w:rFonts w:ascii="Consolas" w:hAnsi="Consolas"/>
-          <w:sz w:val="17"/>
+          <w:sz w:val="16"/>
         </w:rPr>
         <w:t>ls -lh sourcing-agent-*.dump      # should be hundreds of KB at least, not 0</w:t>
         <w:br/>
@@ -1910,12 +2239,12 @@
     <w:p>
       <w:pPr>
         <w:spacing w:after="160"/>
-        <w:ind w:left="360"/>
+        <w:ind w:left="288"/>
       </w:pPr>
       <w:r>
         <w:rPr>
           <w:rFonts w:ascii="Consolas" w:hAnsi="Consolas"/>
-          <w:sz w:val="17"/>
+          <w:sz w:val="16"/>
         </w:rPr>
         <w:t>psql "&lt;OLD_DATABASE_URL&gt;" -c "</w:t>
         <w:br/>
@@ -1982,12 +2311,12 @@
     <w:p>
       <w:pPr>
         <w:spacing w:after="160"/>
-        <w:ind w:left="360"/>
+        <w:ind w:left="288"/>
       </w:pPr>
       <w:r>
         <w:rPr>
           <w:rFonts w:ascii="Consolas" w:hAnsi="Consolas"/>
-          <w:sz w:val="17"/>
+          <w:sz w:val="16"/>
         </w:rPr>
         <w:t>pg_restore --no-owner --no-acl --clean --if-exists \</w:t>
         <w:br/>
@@ -2079,12 +2408,12 @@
     <w:p>
       <w:pPr>
         <w:spacing w:after="160"/>
-        <w:ind w:left="360"/>
+        <w:ind w:left="288"/>
       </w:pPr>
       <w:r>
         <w:rPr>
           <w:rFonts w:ascii="Consolas" w:hAnsi="Consolas"/>
-          <w:sz w:val="17"/>
+          <w:sz w:val="16"/>
         </w:rPr>
         <w:t>psql "&lt;NEW_DATABASE_URL&gt;" -c "</w:t>
         <w:br/>
@@ -2127,12 +2456,12 @@
     <w:p>
       <w:pPr>
         <w:spacing w:after="160"/>
-        <w:ind w:left="360"/>
+        <w:ind w:left="288"/>
       </w:pPr>
       <w:r>
         <w:rPr>
           <w:rFonts w:ascii="Consolas" w:hAnsi="Consolas"/>
-          <w:sz w:val="17"/>
+          <w:sz w:val="16"/>
         </w:rPr>
         <w:t>curl https://&lt;NEW_API_URL&gt;/api/tenders/count</w:t>
       </w:r>
@@ -2184,7 +2513,7 @@
         <w:t>vercel.com</w:t>
       </w:r>
       <w:r>
-        <w:t xml:space="preserve"> → sign up, again preferring </w:t>
+        <w:t xml:space="preserve"> → sign up with </w:t>
       </w:r>
       <w:r>
         <w:rPr>
@@ -2193,7 +2522,7 @@
         <w:t>"Continue with GitHub"</w:t>
       </w:r>
       <w:r>
-        <w:t xml:space="preserve"> on the client account. Hobby tier is free and sufficient; the dashboard is static HTML and JSON.</w:t>
+        <w:t xml:space="preserve"> on the client organisation. Hobby tier is free and permanent — the dashboard is static HTML and JSON, no server and no build step — so there is nothing for the client to do here.</w:t>
       </w:r>
     </w:p>
     <w:p>
@@ -2436,12 +2765,12 @@
     <w:p>
       <w:pPr>
         <w:spacing w:after="160"/>
-        <w:ind w:left="360"/>
+        <w:ind w:left="288"/>
       </w:pPr>
       <w:r>
         <w:rPr>
           <w:rFonts w:ascii="Consolas" w:hAnsi="Consolas"/>
-          <w:sz w:val="17"/>
+          <w:sz w:val="16"/>
         </w:rPr>
         <w:t>cd /Users/noelkirthiraj/RADGlobal/sourcing-agent</w:t>
         <w:br/>
@@ -3228,12 +3557,12 @@
     <w:p>
       <w:pPr>
         <w:spacing w:after="160"/>
-        <w:ind w:left="360"/>
+        <w:ind w:left="288"/>
       </w:pPr>
       <w:r>
         <w:rPr>
           <w:rFonts w:ascii="Consolas" w:hAnsi="Consolas"/>
-          <w:sz w:val="17"/>
+          <w:sz w:val="16"/>
         </w:rPr>
         <w:t>cd /Users/noelkirthiraj/RADGlobal/sourcing-agent</w:t>
         <w:br/>
@@ -3316,12 +3645,12 @@
     <w:p>
       <w:pPr>
         <w:spacing w:after="160"/>
-        <w:ind w:left="360"/>
+        <w:ind w:left="288"/>
       </w:pPr>
       <w:r>
         <w:rPr>
           <w:rFonts w:ascii="Consolas" w:hAnsi="Consolas"/>
-          <w:sz w:val="17"/>
+          <w:sz w:val="16"/>
         </w:rPr>
         <w:t>DATABASE_URL=&lt;NEW_DATABASE_URL&gt;</w:t>
         <w:br/>
@@ -3344,12 +3673,12 @@
     <w:p>
       <w:pPr>
         <w:spacing w:after="160"/>
-        <w:ind w:left="360"/>
+        <w:ind w:left="288"/>
       </w:pPr>
       <w:r>
         <w:rPr>
           <w:rFonts w:ascii="Consolas" w:hAnsi="Consolas"/>
-          <w:sz w:val="17"/>
+          <w:sz w:val="16"/>
         </w:rPr>
         <w:t>source .venv/bin/activate</w:t>
         <w:br/>
@@ -3779,7 +4108,16 @@
         <w:t>Hobby plan</w:t>
       </w:r>
       <w:r>
-        <w:t>, not an expiring trial</w:t>
+        <w:t xml:space="preserve">, not an expiring trial — verified on the plan page </w:t>
+      </w:r>
+      <w:r>
+        <w:rPr>
+          <w:b/>
+        </w:rPr>
+        <w:t>before</w:t>
+      </w:r>
+      <w:r>
+        <w:t xml:space="preserve"> the data migration in Section 4</w:t>
       </w:r>
     </w:p>
     <w:p>
@@ -3787,7 +4125,7 @@
         <w:pStyle w:val="ListBullet"/>
       </w:pPr>
       <w:r>
-        <w:t xml:space="preserve">☐  Anthropic has a payment method, a </w:t>
+        <w:t xml:space="preserve">☐  Anthropic: </w:t>
       </w:r>
       <w:r>
         <w:rPr>
@@ -3798,13 +4136,67 @@
         <w:t>Sourcing Agent</w:t>
       </w:r>
       <w:r>
-        <w:t xml:space="preserve"> workspace capped at $40/month, auto-reload on, and a key issued </w:t>
+        <w:t xml:space="preserve"> workspace capped at </w:t>
       </w:r>
       <w:r>
         <w:rPr>
           <w:b/>
         </w:rPr>
-        <w:t>from inside that workspace</w:t>
+        <w:t>$40/month</w:t>
+      </w:r>
+      <w:r>
+        <w:t xml:space="preserve">, key issued </w:t>
+      </w:r>
+      <w:r>
+        <w:rPr>
+          <w:b/>
+        </w:rPr>
+        <w:t>from inside it</w:t>
+      </w:r>
+      <w:r>
+        <w:t>, alerts at $20/$32 reaching the shared mailbox</w:t>
+      </w:r>
+    </w:p>
+    <w:p>
+      <w:pPr>
+        <w:pStyle w:val="ListBullet"/>
+      </w:pPr>
+      <w:r>
+        <w:t>☐  Anthropic: client has added a card and bought $40 of credit — confirm on the Billing page, not by asking</w:t>
+      </w:r>
+    </w:p>
+    <w:p>
+      <w:pPr>
+        <w:pStyle w:val="ListBullet"/>
+      </w:pPr>
+      <w:r>
+        <w:t xml:space="preserve">☐  All four accounts are registered to the </w:t>
+      </w:r>
+      <w:r>
+        <w:rPr>
+          <w:b/>
+        </w:rPr>
+        <w:t>client's</w:t>
+      </w:r>
+      <w:r>
+        <w:t xml:space="preserve"> mailbox, not yours</w:t>
+      </w:r>
+    </w:p>
+    <w:p>
+      <w:pPr>
+        <w:pStyle w:val="ListBullet"/>
+      </w:pPr>
+      <w:r>
+        <w:t xml:space="preserve">☐  Two-factor is still </w:t>
+      </w:r>
+      <w:r>
+        <w:rPr>
+          <w:b/>
+        </w:rPr>
+        <w:t>off</w:t>
+      </w:r>
+      <w:r>
+        <w:t xml:space="preserve"> everywhere, for the client to enable at handover</w:t>
       </w:r>
     </w:p>
     <w:p>
@@ -3972,7 +4364,7 @@
         <w:pStyle w:val="ListBullet"/>
       </w:pPr>
       <w:r>
-        <w:t>☐  Every credential is in the client's password manager, not only yours</w:t>
+        <w:t>☐  Every credential handed to the client through a password manager, not email or chat</w:t>
       </w:r>
     </w:p>
     <w:p>
@@ -3980,7 +4372,34 @@
         <w:pStyle w:val="ListBullet"/>
       </w:pPr>
       <w:r>
-        <w:t>☐  Client has Owner access to all four accounts</w:t>
+        <w:t xml:space="preserve">☐  Client has worked through </w:t>
+      </w:r>
+      <w:r>
+        <w:rPr>
+          <w:rFonts w:ascii="Consolas" w:hAnsi="Consolas"/>
+          <w:color w:val="B03060"/>
+          <w:sz w:val="19"/>
+        </w:rPr>
+        <w:t>CLIENT_BILLING_SETUP.md</w:t>
+      </w:r>
+      <w:r>
+        <w:t xml:space="preserve"> Section 4: passwords changed on all four accounts, two-factor enabled on their own devices</w:t>
+      </w:r>
+    </w:p>
+    <w:p>
+      <w:pPr>
+        <w:pStyle w:val="ListBullet"/>
+      </w:pPr>
+      <w:r>
+        <w:t>☐  Agreed in writing what access you keep afterwards — typically a personal Owner seat on GitHub and Railway for support, and none on Anthropic billing</w:t>
+      </w:r>
+    </w:p>
+    <w:p>
+      <w:pPr>
+        <w:pStyle w:val="ListBullet"/>
+      </w:pPr>
+      <w:r>
+        <w:t>☐  If any account is still registered to a RAD Global address, that is written down as outstanding with a date to fix it</w:t>
       </w:r>
     </w:p>
     <w:p>
@@ -4411,7 +4830,18 @@
           </w:tcPr>
           <w:p>
             <w:r>
-              <w:t>No payment method, credit exhausted, or the $40 workspace cap is hit</w:t>
+              <w:t xml:space="preserve">Client has not done </w:t>
+            </w:r>
+            <w:r>
+              <w:rPr>
+                <w:rFonts w:ascii="Consolas" w:hAnsi="Consolas"/>
+                <w:color w:val="B03060"/>
+                <w:sz w:val="19"/>
+              </w:rPr>
+              <w:t>CLIENT_BILLING_SETUP.md</w:t>
+            </w:r>
+            <w:r>
+              <w:t xml:space="preserve"> Section 1 yet, credit exhausted, or the $40 workspace cap is hit</w:t>
             </w:r>
           </w:p>
         </w:tc>
@@ -4421,7 +4851,71 @@
           </w:tcPr>
           <w:p>
             <w:r>
-              <w:t>Section 1 — the code reports billing failures as billing, not as a bad PDF</w:t>
+              <w:t>Check the Anthropic Billing page. The code reports billing failures as billing, not as a bad PDF.</w:t>
+            </w:r>
+          </w:p>
+        </w:tc>
+      </w:tr>
+      <w:tr>
+        <w:tc>
+          <w:tcPr>
+            <w:tcW w:type="dxa" w:w="3216"/>
+          </w:tcPr>
+          <w:p>
+            <w:r>
+              <w:t>Everything worked, then the database vanished</w:t>
+            </w:r>
+          </w:p>
+        </w:tc>
+        <w:tc>
+          <w:tcPr>
+            <w:tcW w:type="dxa" w:w="3216"/>
+          </w:tcPr>
+          <w:p>
+            <w:r>
+              <w:t>Railway was left on the trial and it expired</w:t>
+            </w:r>
+          </w:p>
+        </w:tc>
+        <w:tc>
+          <w:tcPr>
+            <w:tcW w:type="dxa" w:w="3216"/>
+          </w:tcPr>
+          <w:p>
+            <w:r>
+              <w:t>Unrecoverable. This is why Section 3.1 says verify the Hobby upgrade before Section 4.</w:t>
+            </w:r>
+          </w:p>
+        </w:tc>
+      </w:tr>
+      <w:tr>
+        <w:tc>
+          <w:tcPr>
+            <w:tcW w:type="dxa" w:w="3216"/>
+          </w:tcPr>
+          <w:p>
+            <w:r>
+              <w:t>Client cannot sign in after handover</w:t>
+            </w:r>
+          </w:p>
+        </w:tc>
+        <w:tc>
+          <w:tcPr>
+            <w:tcW w:type="dxa" w:w="3216"/>
+          </w:tcPr>
+          <w:p>
+            <w:r>
+              <w:t>Two-factor was enabled on your device during setup</w:t>
+            </w:r>
+          </w:p>
+        </w:tc>
+        <w:tc>
+          <w:tcPr>
+            <w:tcW w:type="dxa" w:w="3216"/>
+          </w:tcPr>
+          <w:p>
+            <w:r>
+              <w:t>Disable it from your device, have them re-enable on theirs (§0)</w:t>
             </w:r>
           </w:p>
         </w:tc>
@@ -4571,6 +5065,34 @@
                 <w:b/>
               </w:rPr>
               <w:t>Where it is used</w:t>
+            </w:r>
+          </w:p>
+        </w:tc>
+      </w:tr>
+      <w:tr>
+        <w:tc>
+          <w:tcPr>
+            <w:tcW w:type="dxa" w:w="3216"/>
+          </w:tcPr>
+          <w:p>
+            <w:r>
+              <w:t>Shared mailbox the accounts are registered to</w:t>
+            </w:r>
+          </w:p>
+        </w:tc>
+        <w:tc>
+          <w:tcPr>
+            <w:tcW w:type="dxa" w:w="3216"/>
+          </w:tcPr>
+          <w:p/>
+        </w:tc>
+        <w:tc>
+          <w:tcPr>
+            <w:tcW w:type="dxa" w:w="3216"/>
+          </w:tcPr>
+          <w:p>
+            <w:r>
+              <w:t>All four account logins</w:t>
             </w:r>
           </w:p>
         </w:tc>

--- a/docs/CLIENT_MIGRATION_RUNBOOK.docx
+++ b/docs/CLIENT_MIGRATION_RUNBOOK.docx
@@ -588,7 +588,23 @@
     </w:p>
     <w:p>
       <w:r>
-        <w:t>The accounts must be reachable by the client after handover: password resets, billing receipts and security notices all route to whatever address they are registered under. Register them to your own and you have not handed anything over, you have borrowed it.</w:t>
+        <w:t>Every account is registered to one email address, and that address is the recovery route for all of them: password resets, billing receipts and security notices. Whoever controls it controls the lot. So the mailbox is not an incidental detail — it *is* the handover.</w:t>
+      </w:r>
+    </w:p>
+    <w:p>
+      <w:pPr>
+        <w:pStyle w:val="Heading3"/>
+      </w:pPr>
+      <w:r>
+        <w:rPr>
+          <w:color w:val="1E3A5F"/>
+        </w:rPr>
+        <w:t>Option A — a dedicated Gmail you create, then hand over (default)</w:t>
+      </w:r>
+    </w:p>
+    <w:p>
+      <w:r>
+        <w:t>Create one new Gmail for this system, register all four accounts to it, and hand the client the Gmail at the end along with everything else. The appeal is that handover collapses to a single credential: once they own the mailbox, every downstream account follows, because recovery for all four runs through it.</w:t>
       </w:r>
     </w:p>
     <w:p>
@@ -596,10 +612,150 @@
         <w:rPr>
           <w:b/>
         </w:rPr>
-        <w:t>Preferred.</w:t>
-      </w:r>
-      <w:r>
-        <w:t xml:space="preserve"> Ask the client to create one shared mailbox — </w:t>
+        <w:t>Creating it</w:t>
+      </w:r>
+    </w:p>
+    <w:p>
+      <w:pPr>
+        <w:pStyle w:val="ListNumber"/>
+      </w:pPr>
+      <w:r>
+        <w:t xml:space="preserve">Sign up at </w:t>
+      </w:r>
+      <w:r>
+        <w:rPr>
+          <w:b/>
+        </w:rPr>
+        <w:t>accounts.google.com</w:t>
+      </w:r>
+      <w:r>
+        <w:t xml:space="preserve"> with a name that says what it is and whose it is — </w:t>
+      </w:r>
+      <w:r>
+        <w:rPr>
+          <w:rFonts w:ascii="Consolas" w:hAnsi="Consolas"/>
+          <w:color w:val="B03060"/>
+          <w:sz w:val="19"/>
+        </w:rPr>
+        <w:t>&lt;clientname&gt;.sourcing@gmail.com</w:t>
+      </w:r>
+      <w:r>
+        <w:t>. Not a personal-sounding address: this will be sending billing alerts to a procurement team for years.</w:t>
+      </w:r>
+    </w:p>
+    <w:p>
+      <w:pPr>
+        <w:pStyle w:val="ListNumber"/>
+      </w:pPr>
+      <w:r>
+        <w:t xml:space="preserve">Google will ask for a </w:t>
+      </w:r>
+      <w:r>
+        <w:rPr>
+          <w:b/>
+        </w:rPr>
+        <w:t>recovery phone number</w:t>
+      </w:r>
+      <w:r>
+        <w:t>. You will have to give one to get through signup — use yours, and treat replacing it as a required handover step rather than an optional one. Until it is replaced, Google can route account recovery to your phone, and the client cannot recover the account without you. This is the single loose end in Option A.</w:t>
+      </w:r>
+    </w:p>
+    <w:p>
+      <w:pPr>
+        <w:pStyle w:val="ListNumber"/>
+      </w:pPr>
+      <w:r>
+        <w:rPr>
+          <w:b/>
+        </w:rPr>
+        <w:t>Do not enable 2-Step Verification.</w:t>
+      </w:r>
+      <w:r>
+        <w:t xml:space="preserve"> The client turns it on at handover, on their own device.</w:t>
+      </w:r>
+    </w:p>
+    <w:p>
+      <w:pPr>
+        <w:pStyle w:val="ListNumber"/>
+      </w:pPr>
+      <w:r>
+        <w:t>Put the Gmail password in the password manager immediately, alongside the four service credentials it protects.</w:t>
+      </w:r>
+    </w:p>
+    <w:p>
+      <w:r>
+        <w:rPr>
+          <w:b/>
+        </w:rPr>
+        <w:t>Handing it over</w:t>
+      </w:r>
+      <w:r>
+        <w:t xml:space="preserve"> — the client does this from </w:t>
+      </w:r>
+      <w:r>
+        <w:rPr>
+          <w:rFonts w:ascii="Consolas" w:hAnsi="Consolas"/>
+          <w:color w:val="B03060"/>
+          <w:sz w:val="19"/>
+        </w:rPr>
+        <w:t>CLIENT_BILLING_SETUP.md</w:t>
+      </w:r>
+      <w:r>
+        <w:t xml:space="preserve"> Section 4, but it is on you to make sure it actually happens:</w:t>
+      </w:r>
+    </w:p>
+    <w:p>
+      <w:pPr>
+        <w:pStyle w:val="ListNumber"/>
+      </w:pPr>
+      <w:r>
+        <w:t>They change the Gmail password</w:t>
+      </w:r>
+    </w:p>
+    <w:p>
+      <w:pPr>
+        <w:pStyle w:val="ListNumber"/>
+      </w:pPr>
+      <w:r>
+        <w:t>They replace the recovery phone and recovery email with their own</w:t>
+      </w:r>
+    </w:p>
+    <w:p>
+      <w:pPr>
+        <w:pStyle w:val="ListNumber"/>
+      </w:pPr>
+      <w:r>
+        <w:t>They enable 2-Step Verification on their device</w:t>
+      </w:r>
+    </w:p>
+    <w:p>
+      <w:pPr>
+        <w:pStyle w:val="ListNumber"/>
+      </w:pPr>
+      <w:r>
+        <w:t>Only then are the four service accounts genuinely theirs</w:t>
+      </w:r>
+    </w:p>
+    <w:p>
+      <w:r>
+        <w:rPr>
+          <w:b/>
+        </w:rPr>
+        <w:t>One honest limitation.</w:t>
+      </w:r>
+      <w:r>
+        <w:t xml:space="preserve"> </w:t>
+      </w:r>
+      <w:r>
+        <w:rPr>
+          <w:rFonts w:ascii="Consolas" w:hAnsi="Consolas"/>
+          <w:color w:val="B03060"/>
+          <w:sz w:val="19"/>
+        </w:rPr>
+        <w:t>&lt;clientname&gt;.sourcing@gmail.com</w:t>
+      </w:r>
+      <w:r>
+        <w:t xml:space="preserve"> is a consumer address, not one on the client's domain. It works, and plenty of small deployments run this way for years, but it is not provably the company's. If the client later wants everything on </w:t>
       </w:r>
       <w:r>
         <w:rPr>
@@ -610,29 +766,60 @@
         <w:t>procurement-tech@theircompany.com</w:t>
       </w:r>
       <w:r>
-        <w:t xml:space="preserve"> or similar — and give you access for the duration of the migration. Register all four accounts there. At handover they change the passwords and you lose access cleanly, with nothing to transfer.</w:t>
+        <w:t>, each service needs an email change and re-verification. Mention it now so the choice is theirs — and if they already have a company mailbox they are willing to provision, Option B is cleaner.</w:t>
       </w:r>
     </w:p>
     <w:p>
+      <w:pPr>
+        <w:pStyle w:val="Heading3"/>
+      </w:pPr>
       <w:r>
         <w:rPr>
-          <w:b/>
+          <w:color w:val="1E3A5F"/>
         </w:rPr>
-        <w:t>If they cannot provide one quickly.</w:t>
-      </w:r>
-      <w:r>
-        <w:t xml:space="preserve"> Have them create the mailbox anyway but keep it; stay on a call while you create the accounts, and they read you each verification code as it arrives. Forty minutes once, and the accounts are correctly owned from the start.</w:t>
+        <w:t>Option B — a shared mailbox on the client's own domain</w:t>
       </w:r>
     </w:p>
     <w:p>
       <w:r>
+        <w:t xml:space="preserve">Ask the client to create </w:t>
+      </w:r>
+      <w:r>
         <w:rPr>
-          <w:b/>
+          <w:rFonts w:ascii="Consolas" w:hAnsi="Consolas"/>
+          <w:color w:val="B03060"/>
+          <w:sz w:val="19"/>
         </w:rPr>
-        <w:t>Last resort — know what it costs.</w:t>
-      </w:r>
-      <w:r>
-        <w:t xml:space="preserve"> Registering to a RAD Global address works today and leaves you owning the client's production accounts. Every one then needs an email change plus re-verification later, Anthropic's organisation ownership is the awkward one, and until that is done the client's recovery route runs through you. Avoid unless there is a deadline that justifies it, and write down that it is outstanding.</w:t>
+        <w:t>procurement-tech@theircompany.com</w:t>
+      </w:r>
+      <w:r>
+        <w:t xml:space="preserve"> and give you access for the duration. Register the four accounts there. At handover they change the password and your access ends cleanly, with no recovery phone to untangle and no consumer address to migrate off later.</w:t>
+      </w:r>
+    </w:p>
+    <w:p>
+      <w:r>
+        <w:t>Better if they can do it quickly. The reason it is not the default is that it depends on their IT, which is often the slowest thing in the whole migration.</w:t>
+      </w:r>
+    </w:p>
+    <w:p>
+      <w:r>
+        <w:t>If they will provision the mailbox but not share it: stay on a call while you create the accounts and have them read you each verification code. Forty minutes once, and ownership is correct from the start.</w:t>
+      </w:r>
+    </w:p>
+    <w:p>
+      <w:pPr>
+        <w:pStyle w:val="Heading3"/>
+      </w:pPr>
+      <w:r>
+        <w:rPr>
+          <w:color w:val="1E3A5F"/>
+        </w:rPr>
+        <w:t>What not to do</w:t>
+      </w:r>
+    </w:p>
+    <w:p>
+      <w:r>
+        <w:t>Registering the accounts to a RAD Global address. It works today and leaves you holding the client's production accounts — every one then needs an email change plus re-verification later, Anthropic's organisation ownership being the awkward one, and until that is done the client's recovery route runs through you. If a deadline forces it, write it down as outstanding with a date.</w:t>
       </w:r>
     </w:p>
     <w:p>
@@ -644,28 +831,13 @@
           <w:b/>
           <w:i/>
         </w:rPr>
-        <w:t>Leave two-factor authentication off while you work.</w:t>
+        <w:t>Leave two-factor authentication off everywhere while you work</w:t>
       </w:r>
       <w:r>
         <w:rPr>
           <w:i/>
         </w:rPr>
-        <w:t xml:space="preserve"> If you enable it on your own device, the client cannot get in, and you will be reading codes to them for months. They turn it on at handover, on a device they control (</w:t>
-      </w:r>
-      <w:r>
-        <w:rPr>
-          <w:rFonts w:ascii="Consolas" w:hAnsi="Consolas"/>
-          <w:i/>
-          <w:color w:val="B03060"/>
-          <w:sz w:val="19"/>
-        </w:rPr>
-        <w:t>CLIENT_BILLING_SETUP.md</w:t>
-      </w:r>
-      <w:r>
-        <w:rPr>
-          <w:i/>
-        </w:rPr>
-        <w:t xml:space="preserve"> Section 4). GitHub organisations may require 2FA for members — if so, use a TOTP secret stored in the shared password manager rather than one person's phone.</w:t>
+        <w:t xml:space="preserve"> — the Gmail included. Enabled on your device, the client cannot get in and you will be reading them codes for months. They turn it on at handover, on hardware they control. GitHub organisations may require 2FA for members; if so, use a TOTP secret stored in the shared password manager rather than one person's phone.</w:t>
       </w:r>
     </w:p>
     <w:p>
@@ -684,7 +856,7 @@
         <w:pStyle w:val="ListBullet"/>
       </w:pPr>
       <w:r>
-        <w:t>☐  Access to the client's shared mailbox, or a call booked with someone who has it</w:t>
+        <w:t>☐  Decided Option A (a Gmail you create) or Option B (the client's own mailbox) — and if B, access to it or a call booked</w:t>
       </w:r>
     </w:p>
     <w:p>
@@ -897,7 +1069,7 @@
         <w:t>console.anthropic.com</w:t>
       </w:r>
       <w:r>
-        <w:t xml:space="preserve"> → sign up with the client's shared mailbox.</w:t>
+        <w:t xml:space="preserve"> → sign up with the mailbox from Section 0.</w:t>
       </w:r>
     </w:p>
     <w:p>
@@ -1158,7 +1330,7 @@
     </w:p>
     <w:p>
       <w:r>
-        <w:t xml:space="preserve">Sign up on the shared mailbox, then create an </w:t>
+        <w:t xml:space="preserve">Sign up on the mailbox from Section 0, then create an </w:t>
       </w:r>
       <w:r>
         <w:rPr>
@@ -4170,16 +4342,7 @@
         <w:pStyle w:val="ListBullet"/>
       </w:pPr>
       <w:r>
-        <w:t xml:space="preserve">☐  All four accounts are registered to the </w:t>
-      </w:r>
-      <w:r>
-        <w:rPr>
-          <w:b/>
-        </w:rPr>
-        <w:t>client's</w:t>
-      </w:r>
-      <w:r>
-        <w:t xml:space="preserve"> mailbox, not yours</w:t>
+        <w:t>☐  All four accounts are registered to the migration mailbox, not a RAD Global address</w:t>
       </w:r>
     </w:p>
     <w:p>
@@ -4383,7 +4546,16 @@
         <w:t>CLIENT_BILLING_SETUP.md</w:t>
       </w:r>
       <w:r>
-        <w:t xml:space="preserve"> Section 4: passwords changed on all four accounts, two-factor enabled on their own devices</w:t>
+        <w:t xml:space="preserve"> Section 4: mailbox password changed, </w:t>
+      </w:r>
+      <w:r>
+        <w:rPr>
+          <w:b/>
+        </w:rPr>
+        <w:t>recovery phone and recovery email replaced with theirs</w:t>
+      </w:r>
+      <w:r>
+        <w:t>, passwords changed on all four service accounts, two-factor enabled on their own devices</w:t>
       </w:r>
     </w:p>
     <w:p>
@@ -4927,6 +5099,38 @@
           </w:tcPr>
           <w:p>
             <w:r>
+              <w:t>Client changed every password but Google still texts *you* on a reset</w:t>
+            </w:r>
+          </w:p>
+        </w:tc>
+        <w:tc>
+          <w:tcPr>
+            <w:tcW w:type="dxa" w:w="3216"/>
+          </w:tcPr>
+          <w:p>
+            <w:r>
+              <w:t>The mailbox recovery phone was never replaced</w:t>
+            </w:r>
+          </w:p>
+        </w:tc>
+        <w:tc>
+          <w:tcPr>
+            <w:tcW w:type="dxa" w:w="3216"/>
+          </w:tcPr>
+          <w:p>
+            <w:r>
+              <w:t>§0 Option A, handover step 2 — this is the loose end that outlives the migration</w:t>
+            </w:r>
+          </w:p>
+        </w:tc>
+      </w:tr>
+      <w:tr>
+        <w:tc>
+          <w:tcPr>
+            <w:tcW w:type="dxa" w:w="3216"/>
+          </w:tcPr>
+          <w:p>
+            <w:r>
               <w:t>SAP login fails twice then stops trying</w:t>
             </w:r>
           </w:p>
@@ -5076,7 +5280,7 @@
           </w:tcPr>
           <w:p>
             <w:r>
-              <w:t>Shared mailbox the accounts are registered to</w:t>
+              <w:t>Mailbox the accounts are registered to</w:t>
             </w:r>
           </w:p>
         </w:tc>
@@ -5092,7 +5296,69 @@
           </w:tcPr>
           <w:p>
             <w:r>
-              <w:t>All four account logins</w:t>
+              <w:t>All four account logins — and their recovery</w:t>
+            </w:r>
+          </w:p>
+        </w:tc>
+      </w:tr>
+      <w:tr>
+        <w:tc>
+          <w:tcPr>
+            <w:tcW w:type="dxa" w:w="3216"/>
+          </w:tcPr>
+          <w:p>
+            <w:r>
+              <w:t>Mailbox password</w:t>
+            </w:r>
+          </w:p>
+        </w:tc>
+        <w:tc>
+          <w:tcPr>
+            <w:tcW w:type="dxa" w:w="3216"/>
+          </w:tcPr>
+          <w:p/>
+        </w:tc>
+        <w:tc>
+          <w:tcPr>
+            <w:tcW w:type="dxa" w:w="3216"/>
+          </w:tcPr>
+          <w:p>
+            <w:r>
+              <w:t>Handed to the client at handover</w:t>
+            </w:r>
+          </w:p>
+        </w:tc>
+      </w:tr>
+      <w:tr>
+        <w:tc>
+          <w:tcPr>
+            <w:tcW w:type="dxa" w:w="3216"/>
+          </w:tcPr>
+          <w:p>
+            <w:r>
+              <w:t>Recovery phone on the mailbox (Option A)</w:t>
+            </w:r>
+          </w:p>
+        </w:tc>
+        <w:tc>
+          <w:tcPr>
+            <w:tcW w:type="dxa" w:w="3216"/>
+          </w:tcPr>
+          <w:p/>
+        </w:tc>
+        <w:tc>
+          <w:tcPr>
+            <w:tcW w:type="dxa" w:w="3216"/>
+          </w:tcPr>
+          <w:p>
+            <w:r>
+              <w:rPr>
+                <w:b/>
+              </w:rPr>
+              <w:t>Must be replaced by the client</w:t>
+            </w:r>
+            <w:r>
+              <w:t xml:space="preserve"> — see Section 0</w:t>
             </w:r>
           </w:p>
         </w:tc>

--- a/docs/CLIENT_MIGRATION_RUNBOOK.docx
+++ b/docs/CLIENT_MIGRATION_RUNBOOK.docx
@@ -72,7 +72,16 @@
         <w:t>CLIENT_BILLING_SETUP.md</w:t>
       </w:r>
       <w:r>
-        <w:t xml:space="preserve"> — the client-facing instructions for creating the accounts and adding billing. Section 1–3 of this runbook assume the client has worked through it.</w:t>
+        <w:t xml:space="preserve"> — what the client does. </w:t>
+      </w:r>
+      <w:r>
+        <w:rPr>
+          <w:b/>
+        </w:rPr>
+        <w:t>You create all four accounts; they attach payment.</w:t>
+      </w:r>
+      <w:r>
+        <w:t xml:space="preserve"> Send it with the credentials once Section 3.1 is done, not before — it refers to logins they will not have yet, and Railway is the one they need to act on urgently.</w:t>
       </w:r>
     </w:p>
     <w:p>
@@ -354,12 +363,12 @@
     <w:p>
       <w:pPr>
         <w:spacing w:after="160"/>
-        <w:ind w:left="360"/>
+        <w:ind w:left="288"/>
       </w:pPr>
       <w:r>
         <w:rPr>
           <w:rFonts w:ascii="Consolas" w:hAnsi="Consolas"/>
-          <w:sz w:val="17"/>
+          <w:sz w:val="16"/>
         </w:rPr>
         <w:t>1. Anthropic ──────┐</w:t>
         <w:br/>
@@ -367,27 +376,35 @@
         <w:br/>
         <w:t>2. GitHub ─────────┘            │</w:t>
         <w:br/>
-        <w:t xml:space="preserve">                                ▼</w:t>
+        <w:t xml:space="preserve">                                ├──► send the client CLIENT_BILLING_SETUP.md</w:t>
         <w:br/>
-        <w:t xml:space="preserve">                        4. Database migration</w:t>
+        <w:t xml:space="preserve">                                │         │</w:t>
         <w:br/>
-        <w:t xml:space="preserve">                                │</w:t>
+        <w:t xml:space="preserve">                                │         ├─ Railway card ───┐  needed before 4</w:t>
         <w:br/>
-        <w:t xml:space="preserve">                                ▼</w:t>
+        <w:t xml:space="preserve">                                │         └─ Anthropic card ─┼─┐ needed before 7.3</w:t>
         <w:br/>
-        <w:t xml:space="preserve">                        5. Vercel (needs the new API URL)</w:t>
+        <w:t xml:space="preserve">                                ▼                            │ │</w:t>
         <w:br/>
-        <w:t xml:space="preserve">                                │</w:t>
+        <w:t xml:space="preserve">                        4. Database migration  ◄──────────────┘ │</w:t>
         <w:br/>
-        <w:t xml:space="preserve">                                ▼</w:t>
+        <w:t xml:space="preserve">                                │                               │</w:t>
         <w:br/>
-        <w:t xml:space="preserve">                        6. Rewire GitHub secrets + code constants</w:t>
+        <w:t xml:space="preserve">                                ▼                               │</w:t>
         <w:br/>
-        <w:t xml:space="preserve">                                │</w:t>
+        <w:t xml:space="preserve">                        5. Vercel (needs the new API URL)       │</w:t>
         <w:br/>
-        <w:t xml:space="preserve">                                ▼</w:t>
+        <w:t xml:space="preserve">                                │                               │</w:t>
         <w:br/>
-        <w:t xml:space="preserve">                        7. Your local machine</w:t>
+        <w:t xml:space="preserve">                                ▼                               │</w:t>
+        <w:br/>
+        <w:t xml:space="preserve">                        6. Rewire GitHub secrets + constants    │</w:t>
+        <w:br/>
+        <w:t xml:space="preserve">                                │                               │</w:t>
+        <w:br/>
+        <w:t xml:space="preserve">                                ▼                               │</w:t>
+        <w:br/>
+        <w:t xml:space="preserve">                        7. Your local machine ──► 7.3 first run ◄┘</w:t>
         <w:br/>
         <w:t xml:space="preserve">                                │</w:t>
         <w:br/>
@@ -404,23 +421,475 @@
         <w:rPr>
           <w:color w:val="1E3A5F"/>
         </w:rPr>
-        <w:t>Before you start — have these ready</w:t>
+        <w:t>Who does what</w:t>
       </w:r>
     </w:p>
     <w:p>
-      <w:pPr>
-        <w:pStyle w:val="ListBullet"/>
-      </w:pPr>
-      <w:r>
-        <w:t>☐  The client's billing card or invoicing details</w:t>
+      <w:r>
+        <w:rPr>
+          <w:b/>
+        </w:rPr>
+        <w:t>You create all four accounts and configure them. The client attaches a payment card to two of them.</w:t>
+      </w:r>
+      <w:r>
+        <w:t xml:space="preserve"> They never touch the technical setup, and you never hold their card details.</w:t>
       </w:r>
     </w:p>
     <w:p>
+      <w:r>
+        <w:t>That split has two consequences on your timeline, and both bite late if you miss them now:</w:t>
+      </w:r>
+    </w:p>
+    <w:tbl>
+      <w:tblPr>
+        <w:tblStyle w:val="LightGrid-Accent1"/>
+        <w:tblW w:type="auto" w:w="0"/>
+        <w:tblLook w:firstColumn="1" w:firstRow="1" w:lastColumn="0" w:lastRow="0" w:noHBand="0" w:noVBand="1" w:val="04A0"/>
+      </w:tblPr>
+      <w:tblGrid>
+        <w:gridCol w:w="3216"/>
+        <w:gridCol w:w="3216"/>
+        <w:gridCol w:w="3216"/>
+      </w:tblGrid>
+      <w:tr>
+        <w:tc>
+          <w:tcPr>
+            <w:tcW w:type="dxa" w:w="3216"/>
+          </w:tcPr>
+          <w:p>
+            <w:r>
+              <w:rPr>
+                <w:b/>
+              </w:rPr>
+              <w:t>The client's step</w:t>
+            </w:r>
+          </w:p>
+        </w:tc>
+        <w:tc>
+          <w:tcPr>
+            <w:tcW w:type="dxa" w:w="3216"/>
+          </w:tcPr>
+          <w:p>
+            <w:r>
+              <w:rPr>
+                <w:b/>
+              </w:rPr>
+              <w:t>Must land before</w:t>
+            </w:r>
+          </w:p>
+        </w:tc>
+        <w:tc>
+          <w:tcPr>
+            <w:tcW w:type="dxa" w:w="3216"/>
+          </w:tcPr>
+          <w:p>
+            <w:r>
+              <w:rPr>
+                <w:b/>
+              </w:rPr>
+              <w:t>If it hasn't</w:t>
+            </w:r>
+          </w:p>
+        </w:tc>
+      </w:tr>
+      <w:tr>
+        <w:tc>
+          <w:tcPr>
+            <w:tcW w:type="dxa" w:w="3216"/>
+          </w:tcPr>
+          <w:p>
+            <w:r>
+              <w:rPr>
+                <w:b/>
+              </w:rPr>
+              <w:t>Railway card + Hobby upgrade</w:t>
+            </w:r>
+          </w:p>
+        </w:tc>
+        <w:tc>
+          <w:tcPr>
+            <w:tcW w:type="dxa" w:w="3216"/>
+          </w:tcPr>
+          <w:p>
+            <w:r>
+              <w:rPr>
+                <w:b/>
+              </w:rPr>
+              <w:t>Section 4 — data migration</w:t>
+            </w:r>
+          </w:p>
+        </w:tc>
+        <w:tc>
+          <w:tcPr>
+            <w:tcW w:type="dxa" w:w="3216"/>
+          </w:tcPr>
+          <w:p>
+            <w:r>
+              <w:t>The trial expires and deletes the database, taking the migrated data with it</w:t>
+            </w:r>
+          </w:p>
+        </w:tc>
+      </w:tr>
+      <w:tr>
+        <w:tc>
+          <w:tcPr>
+            <w:tcW w:type="dxa" w:w="3216"/>
+          </w:tcPr>
+          <w:p>
+            <w:r>
+              <w:rPr>
+                <w:b/>
+              </w:rPr>
+              <w:t>Anthropic card + $40 credit</w:t>
+            </w:r>
+          </w:p>
+        </w:tc>
+        <w:tc>
+          <w:tcPr>
+            <w:tcW w:type="dxa" w:w="3216"/>
+          </w:tcPr>
+          <w:p>
+            <w:r>
+              <w:rPr>
+                <w:b/>
+              </w:rPr>
+              <w:t>Section 7.3 — first live run</w:t>
+            </w:r>
+          </w:p>
+        </w:tc>
+        <w:tc>
+          <w:tcPr>
+            <w:tcW w:type="dxa" w:w="3216"/>
+          </w:tcPr>
+          <w:p>
+            <w:r>
+              <w:t>The API key is valid but has no credit; every extraction fails</w:t>
+            </w:r>
+          </w:p>
+        </w:tc>
+      </w:tr>
+    </w:tbl>
+    <w:p/>
+    <w:p>
+      <w:r>
+        <w:t>Everything else you can build while waiting. Tell the client about the Railway one specifically — it is the one that destroys data rather than merely blocking progress.</w:t>
+      </w:r>
+    </w:p>
+    <w:p>
+      <w:pPr>
+        <w:pStyle w:val="Heading2"/>
+      </w:pPr>
+      <w:r>
+        <w:rPr>
+          <w:color w:val="1E3A5F"/>
+        </w:rPr>
+        <w:t>The email address — decide this before you create anything</w:t>
+      </w:r>
+    </w:p>
+    <w:p>
+      <w:r>
+        <w:t>Every account is registered to one email address, and that address is the recovery route for all of them: password resets, billing receipts and security notices. Whoever controls it controls the lot. So the mailbox is not an incidental detail — it *is* the handover.</w:t>
+      </w:r>
+    </w:p>
+    <w:p>
+      <w:pPr>
+        <w:pStyle w:val="Heading3"/>
+      </w:pPr>
+      <w:r>
+        <w:rPr>
+          <w:color w:val="1E3A5F"/>
+        </w:rPr>
+        <w:t>Option A — a dedicated Gmail you create, then hand over (default)</w:t>
+      </w:r>
+    </w:p>
+    <w:p>
+      <w:r>
+        <w:t>Create one new Gmail for this system, register all four accounts to it, and hand the client the Gmail at the end along with everything else. The appeal is that handover collapses to a single credential: once they own the mailbox, every downstream account follows, because recovery for all four runs through it.</w:t>
+      </w:r>
+    </w:p>
+    <w:p>
+      <w:r>
+        <w:rPr>
+          <w:b/>
+        </w:rPr>
+        <w:t>Creating it</w:t>
+      </w:r>
+    </w:p>
+    <w:p>
+      <w:pPr>
+        <w:pStyle w:val="ListNumber"/>
+      </w:pPr>
+      <w:r>
+        <w:t xml:space="preserve">Sign up at </w:t>
+      </w:r>
+      <w:r>
+        <w:rPr>
+          <w:b/>
+        </w:rPr>
+        <w:t>accounts.google.com</w:t>
+      </w:r>
+      <w:r>
+        <w:t xml:space="preserve"> with a name that says what it is and whose it is — </w:t>
+      </w:r>
+      <w:r>
+        <w:rPr>
+          <w:rFonts w:ascii="Consolas" w:hAnsi="Consolas"/>
+          <w:color w:val="B03060"/>
+          <w:sz w:val="19"/>
+        </w:rPr>
+        <w:t>&lt;clientname&gt;.sourcing@gmail.com</w:t>
+      </w:r>
+      <w:r>
+        <w:t>. Not a personal-sounding address: this will be sending billing alerts to a procurement team for years.</w:t>
+      </w:r>
+    </w:p>
+    <w:p>
+      <w:pPr>
+        <w:pStyle w:val="ListNumber"/>
+      </w:pPr>
+      <w:r>
+        <w:t xml:space="preserve">Google will ask for a </w:t>
+      </w:r>
+      <w:r>
+        <w:rPr>
+          <w:b/>
+        </w:rPr>
+        <w:t>recovery phone number</w:t>
+      </w:r>
+      <w:r>
+        <w:t>. You will have to give one to get through signup — use yours, and treat replacing it as a required handover step rather than an optional one. Until it is replaced, Google can route account recovery to your phone, and the client cannot recover the account without you. This is the single loose end in Option A.</w:t>
+      </w:r>
+    </w:p>
+    <w:p>
+      <w:pPr>
+        <w:pStyle w:val="ListNumber"/>
+      </w:pPr>
+      <w:r>
+        <w:rPr>
+          <w:b/>
+        </w:rPr>
+        <w:t>Do not enable 2-Step Verification.</w:t>
+      </w:r>
+      <w:r>
+        <w:t xml:space="preserve"> The client turns it on at handover, on their own device.</w:t>
+      </w:r>
+    </w:p>
+    <w:p>
+      <w:pPr>
+        <w:pStyle w:val="ListNumber"/>
+      </w:pPr>
+      <w:r>
+        <w:t>Put the Gmail password in the password manager immediately, alongside the four service credentials it protects.</w:t>
+      </w:r>
+    </w:p>
+    <w:p>
+      <w:r>
+        <w:rPr>
+          <w:b/>
+        </w:rPr>
+        <w:t>Handing it over</w:t>
+      </w:r>
+      <w:r>
+        <w:t xml:space="preserve"> — the client does this from </w:t>
+      </w:r>
+      <w:r>
+        <w:rPr>
+          <w:rFonts w:ascii="Consolas" w:hAnsi="Consolas"/>
+          <w:color w:val="B03060"/>
+          <w:sz w:val="19"/>
+        </w:rPr>
+        <w:t>CLIENT_BILLING_SETUP.md</w:t>
+      </w:r>
+      <w:r>
+        <w:t xml:space="preserve"> Section 4, but it is on you to make sure it actually happens:</w:t>
+      </w:r>
+    </w:p>
+    <w:p>
+      <w:pPr>
+        <w:pStyle w:val="ListNumber"/>
+      </w:pPr>
+      <w:r>
+        <w:t>They change the Gmail password</w:t>
+      </w:r>
+    </w:p>
+    <w:p>
+      <w:pPr>
+        <w:pStyle w:val="ListNumber"/>
+      </w:pPr>
+      <w:r>
+        <w:t>They replace the recovery phone and recovery email with their own</w:t>
+      </w:r>
+    </w:p>
+    <w:p>
+      <w:pPr>
+        <w:pStyle w:val="ListNumber"/>
+      </w:pPr>
+      <w:r>
+        <w:t>They enable 2-Step Verification on their device</w:t>
+      </w:r>
+    </w:p>
+    <w:p>
+      <w:pPr>
+        <w:pStyle w:val="ListNumber"/>
+      </w:pPr>
+      <w:r>
+        <w:t>Only then are the four service accounts genuinely theirs</w:t>
+      </w:r>
+    </w:p>
+    <w:p>
+      <w:r>
+        <w:rPr>
+          <w:b/>
+        </w:rPr>
+        <w:t>One honest limitation.</w:t>
+      </w:r>
+      <w:r>
+        <w:t xml:space="preserve"> </w:t>
+      </w:r>
+      <w:r>
+        <w:rPr>
+          <w:rFonts w:ascii="Consolas" w:hAnsi="Consolas"/>
+          <w:color w:val="B03060"/>
+          <w:sz w:val="19"/>
+        </w:rPr>
+        <w:t>&lt;clientname&gt;.sourcing@gmail.com</w:t>
+      </w:r>
+      <w:r>
+        <w:t xml:space="preserve"> is a consumer address, not one on the client's domain. It works, and plenty of small deployments run this way for years, but it is not provably the company's. If the client later wants everything on </w:t>
+      </w:r>
+      <w:r>
+        <w:rPr>
+          <w:rFonts w:ascii="Consolas" w:hAnsi="Consolas"/>
+          <w:color w:val="B03060"/>
+          <w:sz w:val="19"/>
+        </w:rPr>
+        <w:t>procurement-tech@theircompany.com</w:t>
+      </w:r>
+      <w:r>
+        <w:t>, each service needs an email change and re-verification. Mention it now so the choice is theirs — and if they already have a company mailbox they are willing to provision, Option B is cleaner.</w:t>
+      </w:r>
+    </w:p>
+    <w:p>
+      <w:pPr>
+        <w:pStyle w:val="Heading3"/>
+      </w:pPr>
+      <w:r>
+        <w:rPr>
+          <w:color w:val="1E3A5F"/>
+        </w:rPr>
+        <w:t>Option B — a shared mailbox on the client's own domain</w:t>
+      </w:r>
+    </w:p>
+    <w:p>
+      <w:r>
+        <w:t xml:space="preserve">Ask the client to create </w:t>
+      </w:r>
+      <w:r>
+        <w:rPr>
+          <w:rFonts w:ascii="Consolas" w:hAnsi="Consolas"/>
+          <w:color w:val="B03060"/>
+          <w:sz w:val="19"/>
+        </w:rPr>
+        <w:t>procurement-tech@theircompany.com</w:t>
+      </w:r>
+      <w:r>
+        <w:t xml:space="preserve"> and give you access for the duration. Register the four accounts there. At handover they change the password and your access ends cleanly, with no recovery phone to untangle and no consumer address to migrate off later.</w:t>
+      </w:r>
+    </w:p>
+    <w:p>
+      <w:r>
+        <w:t>Better if they can do it quickly. The reason it is not the default is that it depends on their IT, which is often the slowest thing in the whole migration.</w:t>
+      </w:r>
+    </w:p>
+    <w:p>
+      <w:r>
+        <w:t>If they will provision the mailbox but not share it: stay on a call while you create the accounts and have them read you each verification code. Forty minutes once, and ownership is correct from the start.</w:t>
+      </w:r>
+    </w:p>
+    <w:p>
+      <w:pPr>
+        <w:pStyle w:val="Heading3"/>
+      </w:pPr>
+      <w:r>
+        <w:rPr>
+          <w:color w:val="1E3A5F"/>
+        </w:rPr>
+        <w:t>What not to do</w:t>
+      </w:r>
+    </w:p>
+    <w:p>
+      <w:r>
+        <w:t>Registering the accounts to a RAD Global address. It works today and leaves you holding the client's production accounts — every one then needs an email change plus re-verification later, Anthropic's organisation ownership being the awkward one, and until that is done the client's recovery route runs through you. If a deadline forces it, write it down as outstanding with a date.</w:t>
+      </w:r>
+    </w:p>
+    <w:p>
+      <w:pPr>
+        <w:ind w:left="432"/>
+      </w:pPr>
+      <w:r>
+        <w:rPr>
+          <w:b/>
+          <w:i/>
+        </w:rPr>
+        <w:t>Leave two-factor authentication off everywhere while you work</w:t>
+      </w:r>
+      <w:r>
+        <w:rPr>
+          <w:i/>
+        </w:rPr>
+        <w:t xml:space="preserve"> — the Gmail included. Enabled on your device, the client cannot get in and you will be reading them codes for months. They turn it on at handover, on hardware they control. GitHub organisations may require 2FA for members; if so, use a TOTP secret stored in the shared password manager rather than one person's phone.</w:t>
+      </w:r>
+    </w:p>
+    <w:p>
+      <w:pPr>
+        <w:pStyle w:val="Heading2"/>
+      </w:pPr>
+      <w:r>
+        <w:rPr>
+          <w:color w:val="1E3A5F"/>
+        </w:rPr>
+        <w:t>Before you start — have these ready</w:t>
+      </w:r>
+    </w:p>
+    <w:p>
       <w:pPr>
         <w:pStyle w:val="ListBullet"/>
       </w:pPr>
       <w:r>
-        <w:t>☐  A client-controlled email address for each account (ideally a shared mailbox, not one person's)</w:t>
+        <w:t>☐  Decided Option A (a Gmail you create) or Option B (the client's own mailbox) — and if B, access to it or a call booked</w:t>
+      </w:r>
+    </w:p>
+    <w:p>
+      <w:pPr>
+        <w:pStyle w:val="ListBullet"/>
+      </w:pPr>
+      <w:r>
+        <w:t xml:space="preserve">☐  The client's </w:t>
+      </w:r>
+      <w:r>
+        <w:rPr>
+          <w:b/>
+        </w:rPr>
+        <w:t>legal company name</w:t>
+      </w:r>
+      <w:r>
+        <w:t xml:space="preserve"> — it goes on the Anthropic organisation and appears on invoices</w:t>
+      </w:r>
+    </w:p>
+    <w:p>
+      <w:pPr>
+        <w:pStyle w:val="ListBullet"/>
+      </w:pPr>
+      <w:r>
+        <w:t>☐  A name for the GitHub organisation, agreed with the client</w:t>
+      </w:r>
+    </w:p>
+    <w:p>
+      <w:pPr>
+        <w:pStyle w:val="ListBullet"/>
+      </w:pPr>
+      <w:r>
+        <w:t>☐  A password manager vault to put every credential in as you create it</w:t>
       </w:r>
     </w:p>
     <w:p>
@@ -437,7 +906,7 @@
         <w:t>SAP Ariba</w:t>
       </w:r>
       <w:r>
-        <w:t xml:space="preserve"> username and password</w:t>
+        <w:t xml:space="preserve"> username and password — a dedicated account, not one a person also signs into</w:t>
       </w:r>
     </w:p>
     <w:p>
@@ -545,59 +1014,48 @@
       </w:r>
     </w:p>
     <w:p>
-      <w:pPr>
-        <w:ind w:left="432"/>
-      </w:pPr>
+      <w:r>
+        <w:t xml:space="preserve">Anthropic bills on </w:t>
+      </w:r>
       <w:r>
         <w:rPr>
           <w:b/>
-          <w:i/>
         </w:rPr>
-        <w:t>The client does this part, not you.</w:t>
+        <w:t>prepaid credits</w:t>
+      </w:r>
+      <w:r>
+        <w:t xml:space="preserve">, not a monthly invoice, and the spend cap lives on a </w:t>
       </w:r>
       <w:r>
         <w:rPr>
-          <w:i/>
+          <w:b/>
         </w:rPr>
-        <w:t xml:space="preserve"> </w:t>
+        <w:t>Workspace</w:t>
+      </w:r>
+      <w:r>
+        <w:t xml:space="preserve"> rather than on the organisation.</w:t>
+      </w:r>
+    </w:p>
+    <w:p>
+      <w:r>
+        <w:rPr>
+          <w:b/>
+        </w:rPr>
+        <w:t>You do steps 1, 2, 5 and 6. The client does 3 and 4 later</w:t>
+      </w:r>
+      <w:r>
+        <w:t xml:space="preserve">, from </w:t>
       </w:r>
       <w:r>
         <w:rPr>
           <w:rFonts w:ascii="Consolas" w:hAnsi="Consolas"/>
-          <w:i/>
           <w:color w:val="B03060"/>
           <w:sz w:val="19"/>
         </w:rPr>
         <w:t>CLIENT_BILLING_SETUP.md</w:t>
       </w:r>
       <w:r>
-        <w:rPr>
-          <w:i/>
-        </w:rPr>
-        <w:t xml:space="preserve"> is the client-facing version of this section — hand them that document. What follows is the same sequence so you can check their work and know what to expect.</w:t>
-      </w:r>
-    </w:p>
-    <w:p>
-      <w:r>
-        <w:t xml:space="preserve">Anthropic bills on </w:t>
-      </w:r>
-      <w:r>
-        <w:rPr>
-          <w:b/>
-        </w:rPr>
-        <w:t>prepaid credits</w:t>
-      </w:r>
-      <w:r>
-        <w:t xml:space="preserve">, not a monthly invoice, and the spend cap lives on a </w:t>
-      </w:r>
-      <w:r>
-        <w:rPr>
-          <w:b/>
-        </w:rPr>
-        <w:t>Workspace</w:t>
-      </w:r>
-      <w:r>
-        <w:t xml:space="preserve"> rather than on the organisation.</w:t>
+        <w:t xml:space="preserve"> Section 1 — they are the only steps that need a card.</w:t>
       </w:r>
     </w:p>
     <w:p>
@@ -611,7 +1069,7 @@
         <w:t>console.anthropic.com</w:t>
       </w:r>
       <w:r>
-        <w:t xml:space="preserve"> → sign up with the client's shared mailbox.</w:t>
+        <w:t xml:space="preserve"> → sign up with the mailbox from Section 0.</w:t>
       </w:r>
     </w:p>
     <w:p>
@@ -636,10 +1094,7 @@
         <w:pStyle w:val="ListNumber"/>
       </w:pPr>
       <w:r>
-        <w:rPr>
-          <w:b/>
-        </w:rPr>
-        <w:t>Settings → Billing → Payment methods → Add.</w:t>
+        <w:t>*(client)* Payment method added.</w:t>
       </w:r>
     </w:p>
     <w:p>
@@ -647,42 +1102,7 @@
         <w:pStyle w:val="ListNumber"/>
       </w:pPr>
       <w:r>
-        <w:rPr>
-          <w:b/>
-        </w:rPr>
-        <w:t>Buy $40 of credit.</w:t>
-      </w:r>
-    </w:p>
-    <w:p>
-      <w:pPr>
-        <w:pStyle w:val="ListNumber"/>
-      </w:pPr>
-      <w:r>
-        <w:rPr>
-          <w:b/>
-        </w:rPr>
-        <w:t>Settings → Billing → Auto-reload → on</w:t>
-      </w:r>
-      <w:r>
-        <w:t xml:space="preserve">: below </w:t>
-      </w:r>
-      <w:r>
-        <w:rPr>
-          <w:b/>
-        </w:rPr>
-        <w:t>$10</w:t>
-      </w:r>
-      <w:r>
-        <w:t xml:space="preserve">, add </w:t>
-      </w:r>
-      <w:r>
-        <w:rPr>
-          <w:b/>
-        </w:rPr>
-        <w:t>$40</w:t>
-      </w:r>
-      <w:r>
-        <w:t>. Not $0 — credit running out mid-run surfaces as failures to the team, where a $10 floor reloads quietly.</w:t>
+        <w:t>*(client)* $40 of credit bought, auto-reload on: below $10, add $40.</w:t>
       </w:r>
     </w:p>
     <w:p>
@@ -752,7 +1172,7 @@
         <w:t>$32</w:t>
       </w:r>
       <w:r>
-        <w:t>.</w:t>
+        <w:t>, going to the shared mailbox.</w:t>
       </w:r>
     </w:p>
     <w:p>
@@ -789,13 +1209,31 @@
           <w:b/>
           <w:i/>
         </w:rPr>
-        <w:t>The workspace step is the one that fails silently.</w:t>
+        <w:t>Step 5 before step 6, always.</w:t>
       </w:r>
       <w:r>
         <w:rPr>
           <w:i/>
         </w:rPr>
-        <w:t xml:space="preserve"> A spend limit applies only to the workspace it is set on, and a key created from the organisation-level API keys page is not covered by it — the cap simply does not apply, and nothing says so. If the client reports the key was created before the workspace, have them reissue it from inside the workspace.</w:t>
+        <w:t xml:space="preserve"> A spend limit applies only to the workspace it is set on. A key created from the organisation-level API keys page is not covered by it — the cap simply does not apply, and nothing tells you. If you create the key first and the workspace after, reissue the key from inside the workspace.</w:t>
+      </w:r>
+    </w:p>
+    <w:p>
+      <w:pPr>
+        <w:ind w:left="432"/>
+      </w:pPr>
+      <w:r>
+        <w:rPr>
+          <w:b/>
+          <w:i/>
+        </w:rPr>
+        <w:t>The key works before the client pays, but does nothing.</w:t>
+      </w:r>
+      <w:r>
+        <w:rPr>
+          <w:i/>
+        </w:rPr>
+        <w:t xml:space="preserve"> You can set the workspace limit and issue the key with no payment method on the account. Every call then fails for want of credit. So the key being present in Section 6.1 is not evidence the AI path works — Section 7.3 is the first point where that is actually proven, and it needs the client's step 4 done.</w:t>
       </w:r>
     </w:p>
     <w:p>
@@ -852,50 +1290,8 @@
         </w:rPr>
         <w:t>ANTHROPIC_API_KEY = sk-ant-…</w:t>
       </w:r>
-    </w:p>
-    <w:p/>
-    <w:p>
-      <w:pPr>
-        <w:pStyle w:val="Heading1"/>
-      </w:pPr>
-      <w:r>
-        <w:rPr>
-          <w:color w:val="1E3A5F"/>
-        </w:rPr>
-        <w:t>2. GitHub — code and the scheduled job</w:t>
-      </w:r>
-    </w:p>
-    <w:p>
-      <w:pPr>
-        <w:pStyle w:val="Heading2"/>
-      </w:pPr>
-      <w:r>
-        <w:rPr>
-          <w:color w:val="1E3A5F"/>
-        </w:rPr>
-        <w:t>2.1 Create the organisation</w:t>
-      </w:r>
-    </w:p>
-    <w:p>
-      <w:r>
-        <w:t xml:space="preserve">Sign up as the client, then create an </w:t>
-      </w:r>
-      <w:r>
-        <w:rPr>
-          <w:b/>
-        </w:rPr>
-        <w:t>organisation</w:t>
-      </w:r>
-      <w:r>
-        <w:t xml:space="preserve"> rather than using a personal account. A personal repo belongs to one human and becomes a problem when that human leaves. Free tier is fine.</w:t>
-      </w:r>
-    </w:p>
-    <w:p>
-      <w:pPr>
-        <w:pStyle w:val="ListBullet"/>
-      </w:pPr>
-      <w:r>
-        <w:t xml:space="preserve">Organisation name: e.g. </w:t>
+      <w:r>
+        <w:t xml:space="preserve"> — straight into the password manager. It is shown once, and reissuing it means updating it in three places (GitHub secret, Railway variable, your </w:t>
       </w:r>
       <w:r>
         <w:rPr>
@@ -903,18 +1299,63 @@
           <w:color w:val="B03060"/>
           <w:sz w:val="19"/>
         </w:rPr>
-        <w:t>radglobal-client</w:t>
-      </w:r>
-      <w:r>
-        <w:t xml:space="preserve"> (the client decides)</w:t>
+        <w:t>.env</w:t>
+      </w:r>
+      <w:r>
+        <w:t>).</w:t>
+      </w:r>
+    </w:p>
+    <w:p/>
+    <w:p>
+      <w:pPr>
+        <w:pStyle w:val="Heading1"/>
+      </w:pPr>
+      <w:r>
+        <w:rPr>
+          <w:color w:val="1E3A5F"/>
+        </w:rPr>
+        <w:t>2. GitHub — code and the scheduled job</w:t>
       </w:r>
     </w:p>
     <w:p>
       <w:pPr>
+        <w:pStyle w:val="Heading2"/>
+      </w:pPr>
+      <w:r>
+        <w:rPr>
+          <w:color w:val="1E3A5F"/>
+        </w:rPr>
+        <w:t>2.1 Create the organisation</w:t>
+      </w:r>
+    </w:p>
+    <w:p>
+      <w:r>
+        <w:t xml:space="preserve">Sign up on the mailbox from Section 0, then create an </w:t>
+      </w:r>
+      <w:r>
+        <w:rPr>
+          <w:b/>
+        </w:rPr>
+        <w:t>organisation</w:t>
+      </w:r>
+      <w:r>
+        <w:t xml:space="preserve"> rather than leaving the code in a personal account. A personal account belongs to one human; an organisation belongs to the company, and people are added and removed from it as roles change. Free tier is fine, and the client does not need to do anything here.</w:t>
+      </w:r>
+    </w:p>
+    <w:p>
+      <w:pPr>
         <w:pStyle w:val="ListBullet"/>
       </w:pPr>
       <w:r>
-        <w:t xml:space="preserve">Invite yourself as an </w:t>
+        <w:t>Organisation name: agreed with the client beforehand</w:t>
+      </w:r>
+    </w:p>
+    <w:p>
+      <w:pPr>
+        <w:pStyle w:val="ListBullet"/>
+      </w:pPr>
+      <w:r>
+        <w:t xml:space="preserve">Add yourself as an </w:t>
       </w:r>
       <w:r>
         <w:rPr>
@@ -923,7 +1364,25 @@
         <w:t>Owner</w:t>
       </w:r>
       <w:r>
-        <w:t xml:space="preserve"> so you can keep working</w:t>
+        <w:t xml:space="preserve"> under your own GitHub login, so you keep working after the client changes the shared-mailbox password at handover</w:t>
+      </w:r>
+    </w:p>
+    <w:p>
+      <w:pPr>
+        <w:ind w:left="432"/>
+      </w:pPr>
+      <w:r>
+        <w:rPr>
+          <w:b/>
+          <w:i/>
+        </w:rPr>
+        <w:t>That second point matters more than it looks.</w:t>
+      </w:r>
+      <w:r>
+        <w:rPr>
+          <w:i/>
+        </w:rPr>
+        <w:t xml:space="preserve"> Everything else you build is reachable through the shared mailbox, which stops being yours at handover. Your personal Owner seat on the org is what lets you keep supporting the repo afterwards without holding the client's credentials. Agree with the client whether you keep it.</w:t>
       </w:r>
     </w:p>
     <w:p>
@@ -992,12 +1451,12 @@
     <w:p>
       <w:pPr>
         <w:spacing w:after="160"/>
-        <w:ind w:left="360"/>
+        <w:ind w:left="288"/>
       </w:pPr>
       <w:r>
         <w:rPr>
           <w:rFonts w:ascii="Consolas" w:hAnsi="Consolas"/>
-          <w:sz w:val="17"/>
+          <w:sz w:val="16"/>
         </w:rPr>
         <w:t>cd /Users/noelkirthiraj/RADGlobal/sourcing-agent</w:t>
         <w:br/>
@@ -1196,7 +1655,7 @@
         <w:t>railway.app</w:t>
       </w:r>
       <w:r>
-        <w:t xml:space="preserve"> → sign up with the client's email, ideally </w:t>
+        <w:t xml:space="preserve"> → sign up, choosing </w:t>
       </w:r>
       <w:r>
         <w:rPr>
@@ -1205,21 +1664,24 @@
         <w:t>"Continue with GitHub"</w:t>
       </w:r>
       <w:r>
-        <w:t xml:space="preserve"> using the new client GitHub account, which makes repo connection one click later.</w:t>
+        <w:t xml:space="preserve"> on the client organisation account from Section 2. That makes connecting the repo in 3.3 one click.</w:t>
       </w:r>
     </w:p>
     <w:p>
       <w:pPr>
         <w:pStyle w:val="ListNumber"/>
       </w:pPr>
+      <w:r>
+        <w:t xml:space="preserve">The account starts on the </w:t>
+      </w:r>
       <w:r>
         <w:rPr>
           <w:b/>
         </w:rPr>
-        <w:t>Upgrade to the Hobby plan ($5/month).</w:t>
-      </w:r>
-      <w:r>
-        <w:t xml:space="preserve"> The free trial expires and takes the database with it. This is the only fixed cost in the entire system.</w:t>
+        <w:t>free trial</w:t>
+      </w:r>
+      <w:r>
+        <w:t>, which is fine for now — you can provision the database and deploy the API on it.</w:t>
       </w:r>
     </w:p>
     <w:p>
@@ -1227,7 +1689,46 @@
         <w:pStyle w:val="ListNumber"/>
       </w:pPr>
       <w:r>
-        <w:t>Add the client's payment method.</w:t>
+        <w:rPr>
+          <w:b/>
+        </w:rPr>
+        <w:t>Send the client `CLIENT_BILLING_SETUP.md` now</w:t>
+      </w:r>
+      <w:r>
+        <w:t>, with the logins for all four accounts through your password manager's secure-share. This is the right moment: every account exists, and Railway — the urgent one — is sitting on a trial clock.</w:t>
+      </w:r>
+    </w:p>
+    <w:p>
+      <w:pPr>
+        <w:ind w:left="432"/>
+      </w:pPr>
+      <w:r>
+        <w:rPr>
+          <w:b/>
+          <w:i/>
+        </w:rPr>
+        <w:t>Do not reach Section 4 on a trial account.</w:t>
+      </w:r>
+      <w:r>
+        <w:rPr>
+          <w:i/>
+        </w:rPr>
+        <w:t xml:space="preserve"> The trial expires and takes the database with it. Provisioning an empty database on a trial costs nothing if it lapses; migrating the client's entire tender and vendor history onto one and then having it expire is unrecoverable. Confirm the upgrade on the plan page — not from a verbal yes — before you run </w:t>
+      </w:r>
+      <w:r>
+        <w:rPr>
+          <w:rFonts w:ascii="Consolas" w:hAnsi="Consolas"/>
+          <w:i/>
+          <w:color w:val="B03060"/>
+          <w:sz w:val="19"/>
+        </w:rPr>
+        <w:t>pg_restore</w:t>
+      </w:r>
+      <w:r>
+        <w:rPr>
+          <w:i/>
+        </w:rPr>
+        <w:t>.</w:t>
       </w:r>
     </w:p>
     <w:p>
@@ -1599,12 +2100,12 @@
     <w:p>
       <w:pPr>
         <w:spacing w:after="160"/>
-        <w:ind w:left="360"/>
+        <w:ind w:left="288"/>
       </w:pPr>
       <w:r>
         <w:rPr>
           <w:rFonts w:ascii="Consolas" w:hAnsi="Consolas"/>
-          <w:sz w:val="17"/>
+          <w:sz w:val="16"/>
         </w:rPr>
         <w:t>curl https://&lt;NEW_API_URL&gt;/api/health</w:t>
         <w:br/>
@@ -1741,12 +2242,12 @@
     <w:p>
       <w:pPr>
         <w:spacing w:after="160"/>
-        <w:ind w:left="360"/>
+        <w:ind w:left="288"/>
       </w:pPr>
       <w:r>
         <w:rPr>
           <w:rFonts w:ascii="Consolas" w:hAnsi="Consolas"/>
-          <w:sz w:val="17"/>
+          <w:sz w:val="16"/>
         </w:rPr>
         <w:t>cd ~/Desktop     # somewhere you will notice it</w:t>
         <w:br/>
@@ -1782,12 +2283,12 @@
     <w:p>
       <w:pPr>
         <w:spacing w:after="160"/>
-        <w:ind w:left="360"/>
+        <w:ind w:left="288"/>
       </w:pPr>
       <w:r>
         <w:rPr>
           <w:rFonts w:ascii="Consolas" w:hAnsi="Consolas"/>
-          <w:sz w:val="17"/>
+          <w:sz w:val="16"/>
         </w:rPr>
         <w:t>ls -lh sourcing-agent-*.dump      # should be hundreds of KB at least, not 0</w:t>
         <w:br/>
@@ -1910,12 +2411,12 @@
     <w:p>
       <w:pPr>
         <w:spacing w:after="160"/>
-        <w:ind w:left="360"/>
+        <w:ind w:left="288"/>
       </w:pPr>
       <w:r>
         <w:rPr>
           <w:rFonts w:ascii="Consolas" w:hAnsi="Consolas"/>
-          <w:sz w:val="17"/>
+          <w:sz w:val="16"/>
         </w:rPr>
         <w:t>psql "&lt;OLD_DATABASE_URL&gt;" -c "</w:t>
         <w:br/>
@@ -1982,12 +2483,12 @@
     <w:p>
       <w:pPr>
         <w:spacing w:after="160"/>
-        <w:ind w:left="360"/>
+        <w:ind w:left="288"/>
       </w:pPr>
       <w:r>
         <w:rPr>
           <w:rFonts w:ascii="Consolas" w:hAnsi="Consolas"/>
-          <w:sz w:val="17"/>
+          <w:sz w:val="16"/>
         </w:rPr>
         <w:t>pg_restore --no-owner --no-acl --clean --if-exists \</w:t>
         <w:br/>
@@ -2079,12 +2580,12 @@
     <w:p>
       <w:pPr>
         <w:spacing w:after="160"/>
-        <w:ind w:left="360"/>
+        <w:ind w:left="288"/>
       </w:pPr>
       <w:r>
         <w:rPr>
           <w:rFonts w:ascii="Consolas" w:hAnsi="Consolas"/>
-          <w:sz w:val="17"/>
+          <w:sz w:val="16"/>
         </w:rPr>
         <w:t>psql "&lt;NEW_DATABASE_URL&gt;" -c "</w:t>
         <w:br/>
@@ -2127,12 +2628,12 @@
     <w:p>
       <w:pPr>
         <w:spacing w:after="160"/>
-        <w:ind w:left="360"/>
+        <w:ind w:left="288"/>
       </w:pPr>
       <w:r>
         <w:rPr>
           <w:rFonts w:ascii="Consolas" w:hAnsi="Consolas"/>
-          <w:sz w:val="17"/>
+          <w:sz w:val="16"/>
         </w:rPr>
         <w:t>curl https://&lt;NEW_API_URL&gt;/api/tenders/count</w:t>
       </w:r>
@@ -2184,7 +2685,7 @@
         <w:t>vercel.com</w:t>
       </w:r>
       <w:r>
-        <w:t xml:space="preserve"> → sign up, again preferring </w:t>
+        <w:t xml:space="preserve"> → sign up with </w:t>
       </w:r>
       <w:r>
         <w:rPr>
@@ -2193,7 +2694,7 @@
         <w:t>"Continue with GitHub"</w:t>
       </w:r>
       <w:r>
-        <w:t xml:space="preserve"> on the client account. Hobby tier is free and sufficient; the dashboard is static HTML and JSON.</w:t>
+        <w:t xml:space="preserve"> on the client organisation. Hobby tier is free and permanent — the dashboard is static HTML and JSON, no server and no build step — so there is nothing for the client to do here.</w:t>
       </w:r>
     </w:p>
     <w:p>
@@ -2436,12 +2937,12 @@
     <w:p>
       <w:pPr>
         <w:spacing w:after="160"/>
-        <w:ind w:left="360"/>
+        <w:ind w:left="288"/>
       </w:pPr>
       <w:r>
         <w:rPr>
           <w:rFonts w:ascii="Consolas" w:hAnsi="Consolas"/>
-          <w:sz w:val="17"/>
+          <w:sz w:val="16"/>
         </w:rPr>
         <w:t>cd /Users/noelkirthiraj/RADGlobal/sourcing-agent</w:t>
         <w:br/>
@@ -3228,12 +3729,12 @@
     <w:p>
       <w:pPr>
         <w:spacing w:after="160"/>
-        <w:ind w:left="360"/>
+        <w:ind w:left="288"/>
       </w:pPr>
       <w:r>
         <w:rPr>
           <w:rFonts w:ascii="Consolas" w:hAnsi="Consolas"/>
-          <w:sz w:val="17"/>
+          <w:sz w:val="16"/>
         </w:rPr>
         <w:t>cd /Users/noelkirthiraj/RADGlobal/sourcing-agent</w:t>
         <w:br/>
@@ -3316,12 +3817,12 @@
     <w:p>
       <w:pPr>
         <w:spacing w:after="160"/>
-        <w:ind w:left="360"/>
+        <w:ind w:left="288"/>
       </w:pPr>
       <w:r>
         <w:rPr>
           <w:rFonts w:ascii="Consolas" w:hAnsi="Consolas"/>
-          <w:sz w:val="17"/>
+          <w:sz w:val="16"/>
         </w:rPr>
         <w:t>DATABASE_URL=&lt;NEW_DATABASE_URL&gt;</w:t>
         <w:br/>
@@ -3344,12 +3845,12 @@
     <w:p>
       <w:pPr>
         <w:spacing w:after="160"/>
-        <w:ind w:left="360"/>
+        <w:ind w:left="288"/>
       </w:pPr>
       <w:r>
         <w:rPr>
           <w:rFonts w:ascii="Consolas" w:hAnsi="Consolas"/>
-          <w:sz w:val="17"/>
+          <w:sz w:val="16"/>
         </w:rPr>
         <w:t>source .venv/bin/activate</w:t>
         <w:br/>
@@ -3779,7 +4280,16 @@
         <w:t>Hobby plan</w:t>
       </w:r>
       <w:r>
-        <w:t>, not an expiring trial</w:t>
+        <w:t xml:space="preserve">, not an expiring trial — verified on the plan page </w:t>
+      </w:r>
+      <w:r>
+        <w:rPr>
+          <w:b/>
+        </w:rPr>
+        <w:t>before</w:t>
+      </w:r>
+      <w:r>
+        <w:t xml:space="preserve"> the data migration in Section 4</w:t>
       </w:r>
     </w:p>
     <w:p>
@@ -3787,7 +4297,7 @@
         <w:pStyle w:val="ListBullet"/>
       </w:pPr>
       <w:r>
-        <w:t xml:space="preserve">☐  Anthropic has a payment method, a </w:t>
+        <w:t xml:space="preserve">☐  Anthropic: </w:t>
       </w:r>
       <w:r>
         <w:rPr>
@@ -3798,13 +4308,58 @@
         <w:t>Sourcing Agent</w:t>
       </w:r>
       <w:r>
-        <w:t xml:space="preserve"> workspace capped at $40/month, auto-reload on, and a key issued </w:t>
+        <w:t xml:space="preserve"> workspace capped at </w:t>
       </w:r>
       <w:r>
         <w:rPr>
           <w:b/>
         </w:rPr>
-        <w:t>from inside that workspace</w:t>
+        <w:t>$40/month</w:t>
+      </w:r>
+      <w:r>
+        <w:t xml:space="preserve">, key issued </w:t>
+      </w:r>
+      <w:r>
+        <w:rPr>
+          <w:b/>
+        </w:rPr>
+        <w:t>from inside it</w:t>
+      </w:r>
+      <w:r>
+        <w:t>, alerts at $20/$32 reaching the shared mailbox</w:t>
+      </w:r>
+    </w:p>
+    <w:p>
+      <w:pPr>
+        <w:pStyle w:val="ListBullet"/>
+      </w:pPr>
+      <w:r>
+        <w:t>☐  Anthropic: client has added a card and bought $40 of credit — confirm on the Billing page, not by asking</w:t>
+      </w:r>
+    </w:p>
+    <w:p>
+      <w:pPr>
+        <w:pStyle w:val="ListBullet"/>
+      </w:pPr>
+      <w:r>
+        <w:t>☐  All four accounts are registered to the migration mailbox, not a RAD Global address</w:t>
+      </w:r>
+    </w:p>
+    <w:p>
+      <w:pPr>
+        <w:pStyle w:val="ListBullet"/>
+      </w:pPr>
+      <w:r>
+        <w:t xml:space="preserve">☐  Two-factor is still </w:t>
+      </w:r>
+      <w:r>
+        <w:rPr>
+          <w:b/>
+        </w:rPr>
+        <w:t>off</w:t>
+      </w:r>
+      <w:r>
+        <w:t xml:space="preserve"> everywhere, for the client to enable at handover</w:t>
       </w:r>
     </w:p>
     <w:p>
@@ -3972,7 +4527,7 @@
         <w:pStyle w:val="ListBullet"/>
       </w:pPr>
       <w:r>
-        <w:t>☐  Every credential is in the client's password manager, not only yours</w:t>
+        <w:t>☐  Every credential handed to the client through a password manager, not email or chat</w:t>
       </w:r>
     </w:p>
     <w:p>
@@ -3980,7 +4535,43 @@
         <w:pStyle w:val="ListBullet"/>
       </w:pPr>
       <w:r>
-        <w:t>☐  Client has Owner access to all four accounts</w:t>
+        <w:t xml:space="preserve">☐  Client has worked through </w:t>
+      </w:r>
+      <w:r>
+        <w:rPr>
+          <w:rFonts w:ascii="Consolas" w:hAnsi="Consolas"/>
+          <w:color w:val="B03060"/>
+          <w:sz w:val="19"/>
+        </w:rPr>
+        <w:t>CLIENT_BILLING_SETUP.md</w:t>
+      </w:r>
+      <w:r>
+        <w:t xml:space="preserve"> Section 4: mailbox password changed, </w:t>
+      </w:r>
+      <w:r>
+        <w:rPr>
+          <w:b/>
+        </w:rPr>
+        <w:t>recovery phone and recovery email replaced with theirs</w:t>
+      </w:r>
+      <w:r>
+        <w:t>, passwords changed on all four service accounts, two-factor enabled on their own devices</w:t>
+      </w:r>
+    </w:p>
+    <w:p>
+      <w:pPr>
+        <w:pStyle w:val="ListBullet"/>
+      </w:pPr>
+      <w:r>
+        <w:t>☐  Agreed in writing what access you keep afterwards — typically a personal Owner seat on GitHub and Railway for support, and none on Anthropic billing</w:t>
+      </w:r>
+    </w:p>
+    <w:p>
+      <w:pPr>
+        <w:pStyle w:val="ListBullet"/>
+      </w:pPr>
+      <w:r>
+        <w:t>☐  If any account is still registered to a RAD Global address, that is written down as outstanding with a date to fix it</w:t>
       </w:r>
     </w:p>
     <w:p>
@@ -4411,7 +5002,18 @@
           </w:tcPr>
           <w:p>
             <w:r>
-              <w:t>No payment method, credit exhausted, or the $40 workspace cap is hit</w:t>
+              <w:t xml:space="preserve">Client has not done </w:t>
+            </w:r>
+            <w:r>
+              <w:rPr>
+                <w:rFonts w:ascii="Consolas" w:hAnsi="Consolas"/>
+                <w:color w:val="B03060"/>
+                <w:sz w:val="19"/>
+              </w:rPr>
+              <w:t>CLIENT_BILLING_SETUP.md</w:t>
+            </w:r>
+            <w:r>
+              <w:t xml:space="preserve"> Section 1 yet, credit exhausted, or the $40 workspace cap is hit</w:t>
             </w:r>
           </w:p>
         </w:tc>
@@ -4421,7 +5023,103 @@
           </w:tcPr>
           <w:p>
             <w:r>
-              <w:t>Section 1 — the code reports billing failures as billing, not as a bad PDF</w:t>
+              <w:t>Check the Anthropic Billing page. The code reports billing failures as billing, not as a bad PDF.</w:t>
+            </w:r>
+          </w:p>
+        </w:tc>
+      </w:tr>
+      <w:tr>
+        <w:tc>
+          <w:tcPr>
+            <w:tcW w:type="dxa" w:w="3216"/>
+          </w:tcPr>
+          <w:p>
+            <w:r>
+              <w:t>Everything worked, then the database vanished</w:t>
+            </w:r>
+          </w:p>
+        </w:tc>
+        <w:tc>
+          <w:tcPr>
+            <w:tcW w:type="dxa" w:w="3216"/>
+          </w:tcPr>
+          <w:p>
+            <w:r>
+              <w:t>Railway was left on the trial and it expired</w:t>
+            </w:r>
+          </w:p>
+        </w:tc>
+        <w:tc>
+          <w:tcPr>
+            <w:tcW w:type="dxa" w:w="3216"/>
+          </w:tcPr>
+          <w:p>
+            <w:r>
+              <w:t>Unrecoverable. This is why Section 3.1 says verify the Hobby upgrade before Section 4.</w:t>
+            </w:r>
+          </w:p>
+        </w:tc>
+      </w:tr>
+      <w:tr>
+        <w:tc>
+          <w:tcPr>
+            <w:tcW w:type="dxa" w:w="3216"/>
+          </w:tcPr>
+          <w:p>
+            <w:r>
+              <w:t>Client cannot sign in after handover</w:t>
+            </w:r>
+          </w:p>
+        </w:tc>
+        <w:tc>
+          <w:tcPr>
+            <w:tcW w:type="dxa" w:w="3216"/>
+          </w:tcPr>
+          <w:p>
+            <w:r>
+              <w:t>Two-factor was enabled on your device during setup</w:t>
+            </w:r>
+          </w:p>
+        </w:tc>
+        <w:tc>
+          <w:tcPr>
+            <w:tcW w:type="dxa" w:w="3216"/>
+          </w:tcPr>
+          <w:p>
+            <w:r>
+              <w:t>Disable it from your device, have them re-enable on theirs (§0)</w:t>
+            </w:r>
+          </w:p>
+        </w:tc>
+      </w:tr>
+      <w:tr>
+        <w:tc>
+          <w:tcPr>
+            <w:tcW w:type="dxa" w:w="3216"/>
+          </w:tcPr>
+          <w:p>
+            <w:r>
+              <w:t>Client changed every password but Google still texts *you* on a reset</w:t>
+            </w:r>
+          </w:p>
+        </w:tc>
+        <w:tc>
+          <w:tcPr>
+            <w:tcW w:type="dxa" w:w="3216"/>
+          </w:tcPr>
+          <w:p>
+            <w:r>
+              <w:t>The mailbox recovery phone was never replaced</w:t>
+            </w:r>
+          </w:p>
+        </w:tc>
+        <w:tc>
+          <w:tcPr>
+            <w:tcW w:type="dxa" w:w="3216"/>
+          </w:tcPr>
+          <w:p>
+            <w:r>
+              <w:t>§0 Option A, handover step 2 — this is the loose end that outlives the migration</w:t>
             </w:r>
           </w:p>
         </w:tc>
@@ -4571,6 +5269,96 @@
                 <w:b/>
               </w:rPr>
               <w:t>Where it is used</w:t>
+            </w:r>
+          </w:p>
+        </w:tc>
+      </w:tr>
+      <w:tr>
+        <w:tc>
+          <w:tcPr>
+            <w:tcW w:type="dxa" w:w="3216"/>
+          </w:tcPr>
+          <w:p>
+            <w:r>
+              <w:t>Mailbox the accounts are registered to</w:t>
+            </w:r>
+          </w:p>
+        </w:tc>
+        <w:tc>
+          <w:tcPr>
+            <w:tcW w:type="dxa" w:w="3216"/>
+          </w:tcPr>
+          <w:p/>
+        </w:tc>
+        <w:tc>
+          <w:tcPr>
+            <w:tcW w:type="dxa" w:w="3216"/>
+          </w:tcPr>
+          <w:p>
+            <w:r>
+              <w:t>All four account logins — and their recovery</w:t>
+            </w:r>
+          </w:p>
+        </w:tc>
+      </w:tr>
+      <w:tr>
+        <w:tc>
+          <w:tcPr>
+            <w:tcW w:type="dxa" w:w="3216"/>
+          </w:tcPr>
+          <w:p>
+            <w:r>
+              <w:t>Mailbox password</w:t>
+            </w:r>
+          </w:p>
+        </w:tc>
+        <w:tc>
+          <w:tcPr>
+            <w:tcW w:type="dxa" w:w="3216"/>
+          </w:tcPr>
+          <w:p/>
+        </w:tc>
+        <w:tc>
+          <w:tcPr>
+            <w:tcW w:type="dxa" w:w="3216"/>
+          </w:tcPr>
+          <w:p>
+            <w:r>
+              <w:t>Handed to the client at handover</w:t>
+            </w:r>
+          </w:p>
+        </w:tc>
+      </w:tr>
+      <w:tr>
+        <w:tc>
+          <w:tcPr>
+            <w:tcW w:type="dxa" w:w="3216"/>
+          </w:tcPr>
+          <w:p>
+            <w:r>
+              <w:t>Recovery phone on the mailbox (Option A)</w:t>
+            </w:r>
+          </w:p>
+        </w:tc>
+        <w:tc>
+          <w:tcPr>
+            <w:tcW w:type="dxa" w:w="3216"/>
+          </w:tcPr>
+          <w:p/>
+        </w:tc>
+        <w:tc>
+          <w:tcPr>
+            <w:tcW w:type="dxa" w:w="3216"/>
+          </w:tcPr>
+          <w:p>
+            <w:r>
+              <w:rPr>
+                <w:b/>
+              </w:rPr>
+              <w:t>Must be replaced by the client</w:t>
+            </w:r>
+            <w:r>
+              <w:t xml:space="preserve"> — see Section 0</w:t>
             </w:r>
           </w:p>
         </w:tc>
